--- a/Курсовая работа Шудегова ВК.docx
+++ b/Курсовая работа Шудегова ВК.docx
@@ -3512,7 +3512,15 @@
         <w:tab/>
       </w:r>
       <w:r>
-        <w:t>Платформер — это жанр видеоигр, в котором игрок управляет персонажем, перемещающимся по уровням, состоящим из платформ и препятствий. Основная цель игры — преодолеть эти уровни, используя прыжки, бег и другие движения, чтобы избегать опасностей и достигать конечной точки. Платформеры часто включают элементы головоломок и требуют от игрока точности и координации.</w:t>
+        <w:t xml:space="preserve">Платформер — это жанр видеоигр, в котором игрок управляет персонажем, перемещающимся по уровням, состоящим из платформ и препятствий. Основная цель игры — преодолеть эти уровни, используя прыжки, бег и другие движения, чтобы избегать опасностей и достигать конечной точки. </w:t>
+      </w:r>
+      <w:proofErr w:type="spellStart"/>
+      <w:r>
+        <w:t>Платформеры</w:t>
+      </w:r>
+      <w:proofErr w:type="spellEnd"/>
+      <w:r>
+        <w:t xml:space="preserve"> часто включают элементы головоломок и требуют от игрока точности и координации.</w:t>
       </w:r>
     </w:p>
     <w:p>
@@ -3548,7 +3556,15 @@
         <w:tab/>
       </w:r>
       <w:r>
-        <w:t>В платформерах управление персонажем играет ключевую роль в создании увлекательного и удобного игрового процесса. Отзывчивое, контролируемое и понятное управление позволяет игрокам полностью погрузиться в игру и получать удовольствие от преодоления уровней. В этой главе мы проведем анализ и проектирование механики управления,</w:t>
+        <w:t xml:space="preserve">В </w:t>
+      </w:r>
+      <w:proofErr w:type="spellStart"/>
+      <w:r>
+        <w:t>платформерах</w:t>
+      </w:r>
+      <w:proofErr w:type="spellEnd"/>
+      <w:r>
+        <w:t xml:space="preserve"> управление персонажем играет ключевую роль в создании увлекательного и удобного игрового процесса. Отзывчивое, контролируемое и понятное управление позволяет игрокам полностью погрузиться в игру и получать удовольствие от преодоления уровней. В этой главе мы проведем анализ и проектирование механики управления,</w:t>
       </w:r>
       <w:r>
         <w:t xml:space="preserve"> опираясь на разбор уже существующих игр. </w:t>
@@ -3569,7 +3585,15 @@
         <w:tab/>
       </w:r>
       <w:r>
-        <w:t xml:space="preserve">Для понимания ключевых принципов разработки контроллера персонажа, рассмотрим три показательных примера из мира 2D платформеров: </w:t>
+        <w:t xml:space="preserve">Для понимания ключевых принципов разработки контроллера персонажа, рассмотрим три показательных примера из мира 2D </w:t>
+      </w:r>
+      <w:proofErr w:type="spellStart"/>
+      <w:r>
+        <w:t>платформеров</w:t>
+      </w:r>
+      <w:proofErr w:type="spellEnd"/>
+      <w:r>
+        <w:t xml:space="preserve">: </w:t>
       </w:r>
     </w:p>
     <w:p>
@@ -3578,7 +3602,23 @@
           <w:b/>
           <w:bCs/>
         </w:rPr>
-        <w:t>Super Mario Bros.</w:t>
+        <w:t xml:space="preserve">Super </w:t>
+      </w:r>
+      <w:proofErr w:type="spellStart"/>
+      <w:r>
+        <w:rPr>
+          <w:b/>
+          <w:bCs/>
+        </w:rPr>
+        <w:t>Mario</w:t>
+      </w:r>
+      <w:proofErr w:type="spellEnd"/>
+      <w:r>
+        <w:rPr>
+          <w:b/>
+          <w:bCs/>
+        </w:rPr>
+        <w:t xml:space="preserve"> Bros.</w:t>
       </w:r>
       <w:r>
         <w:t xml:space="preserve"> (1985): Классическая простота и отзывчивость</w:t>
@@ -3631,12 +3671,21 @@
       </w:pPr>
     </w:p>
     <w:p>
+      <w:proofErr w:type="spellStart"/>
       <w:r>
         <w:rPr>
           <w:b/>
           <w:bCs/>
         </w:rPr>
-        <w:t>Celeste (2018): Точность и сложность</w:t>
+        <w:t>Celeste</w:t>
+      </w:r>
+      <w:proofErr w:type="spellEnd"/>
+      <w:r>
+        <w:rPr>
+          <w:b/>
+          <w:bCs/>
+        </w:rPr>
+        <w:t xml:space="preserve"> (2018): Точность и сложность</w:t>
       </w:r>
       <w:r>
         <w:t xml:space="preserve"> </w:t>
@@ -3688,12 +3737,37 @@
           <w:bCs/>
         </w:rPr>
       </w:pPr>
+      <w:proofErr w:type="spellStart"/>
       <w:r>
         <w:rPr>
           <w:b/>
           <w:bCs/>
         </w:rPr>
-        <w:t xml:space="preserve">Rayman Legends (2013): Плавность и разнообразие </w:t>
+        <w:t>Rayman</w:t>
+      </w:r>
+      <w:proofErr w:type="spellEnd"/>
+      <w:r>
+        <w:rPr>
+          <w:b/>
+          <w:bCs/>
+        </w:rPr>
+        <w:t xml:space="preserve"> </w:t>
+      </w:r>
+      <w:proofErr w:type="spellStart"/>
+      <w:r>
+        <w:rPr>
+          <w:b/>
+          <w:bCs/>
+        </w:rPr>
+        <w:t>Legends</w:t>
+      </w:r>
+      <w:proofErr w:type="spellEnd"/>
+      <w:r>
+        <w:rPr>
+          <w:b/>
+          <w:bCs/>
+        </w:rPr>
+        <w:t xml:space="preserve"> (2013): Плавность и разнообразие </w:t>
       </w:r>
     </w:p>
     <w:p>
@@ -3752,7 +3826,15 @@
         <w:ind w:firstLine="360"/>
       </w:pPr>
       <w:r>
-        <w:t>Анализ этих игр показывает, что ключевыми факторами успешного управления персонажем в 2D платформерах являются:</w:t>
+        <w:t xml:space="preserve">Анализ этих игр показывает, что ключевыми факторами успешного управления персонажем в 2D </w:t>
+      </w:r>
+      <w:proofErr w:type="spellStart"/>
+      <w:r>
+        <w:t>платформерах</w:t>
+      </w:r>
+      <w:proofErr w:type="spellEnd"/>
+      <w:r>
+        <w:t xml:space="preserve"> являются:</w:t>
       </w:r>
     </w:p>
     <w:p>
@@ -4606,8 +4688,13 @@
         <w:t xml:space="preserve"> </w:t>
       </w:r>
       <w:r>
-        <w:t>стал представлять из себя именно то, что сейчас понимается в современном геймдеве</w:t>
-      </w:r>
+        <w:t xml:space="preserve">стал представлять из себя именно то, что сейчас понимается в современном </w:t>
+      </w:r>
+      <w:proofErr w:type="spellStart"/>
+      <w:r>
+        <w:t>геймдеве</w:t>
+      </w:r>
+      <w:proofErr w:type="spellEnd"/>
       <w:r>
         <w:t>.</w:t>
       </w:r>
@@ -4636,7 +4723,15 @@
     <w:p>
       <w:r>
         <w:tab/>
-        <w:t xml:space="preserve">Среди всего предоставляемого выбора игровых движков на рынке нужно определиться, что подойдет для меня, как для начинающего разработчика игр. Возможно создание своего собственного движка, но это очень затратно для соло-разработчика. Также можно рассмотреть опенсорсные варианты движков, код для которых находится в свободном доступе, но для этого необходимы опытные программисты, которые встроят необходимый функционал. Остановимся на готовых игровых движках. </w:t>
+        <w:t xml:space="preserve">Среди всего предоставляемого выбора игровых движков на рынке нужно определиться, что подойдет для меня, как для начинающего разработчика игр. Возможно создание своего собственного движка, но это очень затратно для соло-разработчика. Также можно рассмотреть </w:t>
+      </w:r>
+      <w:proofErr w:type="spellStart"/>
+      <w:r>
+        <w:t>опенсорсные</w:t>
+      </w:r>
+      <w:proofErr w:type="spellEnd"/>
+      <w:r>
+        <w:t xml:space="preserve"> варианты движков, код для которых находится в свободном доступе, но для этого необходимы опытные программисты, которые встроят необходимый функционал. Остановимся на готовых игровых движках. </w:t>
       </w:r>
     </w:p>
     <w:p>
@@ -4692,21 +4787,39 @@
       <w:r>
         <w:t>’</w:t>
       </w:r>
+      <w:proofErr w:type="spellStart"/>
       <w:r>
         <w:rPr>
           <w:lang w:val="en-US"/>
         </w:rPr>
         <w:t>Py</w:t>
       </w:r>
-      <w:r>
-        <w:t xml:space="preserve">, предназначенный исключительно для создания новелл и не имеющий функциональности необходимой платформерам, например, физику. </w:t>
+      <w:proofErr w:type="spellEnd"/>
+      <w:r>
+        <w:t xml:space="preserve">, предназначенный исключительно для создания новелл и не имеющий функциональности необходимой </w:t>
+      </w:r>
+      <w:proofErr w:type="spellStart"/>
+      <w:r>
+        <w:t>платформерам</w:t>
+      </w:r>
+      <w:proofErr w:type="spellEnd"/>
+      <w:r>
+        <w:t xml:space="preserve">, например, физику. </w:t>
       </w:r>
     </w:p>
     <w:p>
       <w:r>
         <w:lastRenderedPageBreak/>
         <w:tab/>
-        <w:t>Третье, опыт участников проекта. К нему относится не только допроектная работа в движках, но и языки программирования.</w:t>
+        <w:t xml:space="preserve">Третье, опыт участников проекта. К нему относится не только </w:t>
+      </w:r>
+      <w:proofErr w:type="spellStart"/>
+      <w:r>
+        <w:t>допроектная</w:t>
+      </w:r>
+      <w:proofErr w:type="spellEnd"/>
+      <w:r>
+        <w:t xml:space="preserve"> работа в движках, но и языки программирования.</w:t>
       </w:r>
     </w:p>
     <w:p>
@@ -4714,39 +4827,47 @@
         <w:tab/>
         <w:t xml:space="preserve">Существуют игровые движки, где программировать совершенно не требуется, так как игра создается из готовых частей. Такими являются </w:t>
       </w:r>
+      <w:proofErr w:type="spellStart"/>
       <w:r>
         <w:rPr>
           <w:lang w:val="en-US"/>
         </w:rPr>
         <w:t>BuildBox</w:t>
       </w:r>
+      <w:proofErr w:type="spellEnd"/>
       <w:r>
         <w:t xml:space="preserve">, </w:t>
       </w:r>
+      <w:proofErr w:type="spellStart"/>
       <w:r>
         <w:rPr>
           <w:lang w:val="en-US"/>
         </w:rPr>
         <w:t>GDevelop</w:t>
       </w:r>
+      <w:proofErr w:type="spellEnd"/>
       <w:r>
         <w:t xml:space="preserve">, </w:t>
       </w:r>
+      <w:proofErr w:type="spellStart"/>
       <w:r>
         <w:rPr>
           <w:lang w:val="en-US"/>
         </w:rPr>
         <w:t>Stencyl</w:t>
       </w:r>
+      <w:proofErr w:type="spellEnd"/>
       <w:r>
         <w:t xml:space="preserve">, </w:t>
       </w:r>
+      <w:proofErr w:type="spellStart"/>
       <w:r>
         <w:rPr>
           <w:lang w:val="en-US"/>
         </w:rPr>
         <w:t>GameMaker</w:t>
       </w:r>
+      <w:proofErr w:type="spellEnd"/>
       <w:r>
         <w:t xml:space="preserve"> </w:t>
       </w:r>
@@ -4760,7 +4881,15 @@
         <w:t xml:space="preserve"> 2. </w:t>
       </w:r>
       <w:r>
-        <w:t xml:space="preserve">Однако данные редакторы предлагают ограниченный набор функций, по сравнению с движками, которые используют программирование. Также сложно добиться уникального стиля, так как все строится на уже готовых ассетах и инструментах. </w:t>
+        <w:t xml:space="preserve">Однако данные редакторы предлагают ограниченный набор функций, по сравнению с движками, которые используют программирование. Также сложно добиться уникального стиля, так как все строится на уже готовых </w:t>
+      </w:r>
+      <w:proofErr w:type="spellStart"/>
+      <w:r>
+        <w:t>ассетах</w:t>
+      </w:r>
+      <w:proofErr w:type="spellEnd"/>
+      <w:r>
+        <w:t xml:space="preserve"> и инструментах. </w:t>
       </w:r>
       <w:r>
         <w:t xml:space="preserve">Движки для создания игр без программирования — это отличный инструмент для быстрого прототипирования и создания простых игр. Однако, если </w:t>
@@ -5145,8 +5274,16 @@
               <w:rPr>
                 <w:lang w:val="en-US" w:eastAsia="ru-RU"/>
               </w:rPr>
-              <w:t>Windows, macOS, Linux, Android, iOS и веб-браузеры</w:t>
-            </w:r>
+              <w:t xml:space="preserve">Windows, macOS, Linux, Android, iOS и </w:t>
+            </w:r>
+            <w:proofErr w:type="spellStart"/>
+            <w:r>
+              <w:rPr>
+                <w:lang w:val="en-US" w:eastAsia="ru-RU"/>
+              </w:rPr>
+              <w:t>веб-браузеры</w:t>
+            </w:r>
+            <w:proofErr w:type="spellEnd"/>
           </w:p>
         </w:tc>
       </w:tr>
@@ -5254,8 +5391,16 @@
               <w:rPr>
                 <w:lang w:eastAsia="ru-RU"/>
               </w:rPr>
-              <w:t>Модульность и настраиваемость</w:t>
-            </w:r>
+              <w:t xml:space="preserve">Модульность и </w:t>
+            </w:r>
+            <w:proofErr w:type="spellStart"/>
+            <w:r>
+              <w:rPr>
+                <w:lang w:eastAsia="ru-RU"/>
+              </w:rPr>
+              <w:t>настраиваемость</w:t>
+            </w:r>
+            <w:proofErr w:type="spellEnd"/>
           </w:p>
         </w:tc>
         <w:tc>
@@ -5373,8 +5518,16 @@
                 <w:lang w:eastAsia="ru-RU"/>
               </w:rPr>
               <w:lastRenderedPageBreak/>
-              <w:t>и пакеты, загружаемые из Unreal Marketplace</w:t>
-            </w:r>
+              <w:t xml:space="preserve">и пакеты, загружаемые из Unreal </w:t>
+            </w:r>
+            <w:proofErr w:type="spellStart"/>
+            <w:r>
+              <w:rPr>
+                <w:lang w:eastAsia="ru-RU"/>
+              </w:rPr>
+              <w:t>Marketplace</w:t>
+            </w:r>
+            <w:proofErr w:type="spellEnd"/>
           </w:p>
         </w:tc>
         <w:tc>
@@ -5414,12 +5567,14 @@
               <w:lastRenderedPageBreak/>
               <w:t xml:space="preserve">Интегрирование сторонних библиотек и расширений за счет технологии </w:t>
             </w:r>
+            <w:proofErr w:type="spellStart"/>
             <w:r>
               <w:rPr>
                 <w:lang w:eastAsia="ru-RU"/>
               </w:rPr>
               <w:t>GDNative</w:t>
             </w:r>
+            <w:proofErr w:type="spellEnd"/>
           </w:p>
         </w:tc>
       </w:tr>
@@ -5646,11 +5801,19 @@
                 <w:lang w:eastAsia="ru-RU"/>
               </w:rPr>
             </w:pPr>
+            <w:proofErr w:type="spellStart"/>
             <w:r>
               <w:rPr>
                 <w:lang w:eastAsia="ru-RU"/>
               </w:rPr>
-              <w:t>Ассеты и магазин</w:t>
+              <w:t>Ассеты</w:t>
+            </w:r>
+            <w:proofErr w:type="spellEnd"/>
+            <w:r>
+              <w:rPr>
+                <w:lang w:eastAsia="ru-RU"/>
+              </w:rPr>
+              <w:t xml:space="preserve"> и магазин</w:t>
             </w:r>
           </w:p>
         </w:tc>
@@ -5683,8 +5846,16 @@
               <w:rPr>
                 <w:lang w:val="en-US" w:eastAsia="ru-RU"/>
               </w:rPr>
-              <w:t xml:space="preserve"> выбор</w:t>
-            </w:r>
+              <w:t xml:space="preserve"> </w:t>
+            </w:r>
+            <w:proofErr w:type="spellStart"/>
+            <w:r>
+              <w:rPr>
+                <w:lang w:val="en-US" w:eastAsia="ru-RU"/>
+              </w:rPr>
+              <w:t>выбор</w:t>
+            </w:r>
+            <w:proofErr w:type="spellEnd"/>
           </w:p>
         </w:tc>
         <w:tc>
@@ -5725,8 +5896,16 @@
               <w:rPr>
                 <w:lang w:eastAsia="ru-RU"/>
               </w:rPr>
-              <w:t>Меньший, но растущий набор ассетов</w:t>
-            </w:r>
+              <w:t xml:space="preserve">Меньший, но растущий набор </w:t>
+            </w:r>
+            <w:proofErr w:type="spellStart"/>
+            <w:r>
+              <w:rPr>
+                <w:lang w:eastAsia="ru-RU"/>
+              </w:rPr>
+              <w:t>ассетов</w:t>
+            </w:r>
+            <w:proofErr w:type="spellEnd"/>
           </w:p>
         </w:tc>
       </w:tr>
@@ -5774,11 +5953,19 @@
               </w:rPr>
               <w:t xml:space="preserve">, </w:t>
             </w:r>
+            <w:proofErr w:type="spellStart"/>
             <w:r>
               <w:rPr>
                 <w:lang w:eastAsia="ru-RU"/>
               </w:rPr>
-              <w:t>Bolt (визуальное программирование)</w:t>
+              <w:t>Bolt</w:t>
+            </w:r>
+            <w:proofErr w:type="spellEnd"/>
+            <w:r>
+              <w:rPr>
+                <w:lang w:eastAsia="ru-RU"/>
+              </w:rPr>
+              <w:t xml:space="preserve"> (визуальное программирование)</w:t>
             </w:r>
           </w:p>
         </w:tc>
@@ -5799,7 +5986,21 @@
               <w:rPr>
                 <w:lang w:eastAsia="ru-RU"/>
               </w:rPr>
-              <w:t>C++, Blueprints (визуальное программирование)</w:t>
+              <w:t xml:space="preserve">C++, </w:t>
+            </w:r>
+            <w:proofErr w:type="spellStart"/>
+            <w:r>
+              <w:rPr>
+                <w:lang w:eastAsia="ru-RU"/>
+              </w:rPr>
+              <w:t>Blueprints</w:t>
+            </w:r>
+            <w:proofErr w:type="spellEnd"/>
+            <w:r>
+              <w:rPr>
+                <w:lang w:eastAsia="ru-RU"/>
+              </w:rPr>
+              <w:t xml:space="preserve"> (визуальное программирование)</w:t>
             </w:r>
           </w:p>
         </w:tc>
@@ -5816,11 +6017,19 @@
                 <w:lang w:val="en-US" w:eastAsia="ru-RU"/>
               </w:rPr>
             </w:pPr>
+            <w:proofErr w:type="spellStart"/>
             <w:r>
               <w:rPr>
                 <w:lang w:val="en-US" w:eastAsia="ru-RU"/>
               </w:rPr>
-              <w:t>GDScript (</w:t>
+              <w:t>GDScript</w:t>
+            </w:r>
+            <w:proofErr w:type="spellEnd"/>
+            <w:r>
+              <w:rPr>
+                <w:lang w:val="en-US" w:eastAsia="ru-RU"/>
+              </w:rPr>
+              <w:t xml:space="preserve"> (</w:t>
             </w:r>
             <w:r>
               <w:rPr>
@@ -5876,7 +6085,21 @@
         <w:rPr>
           <w:lang w:eastAsia="ru-RU"/>
         </w:rPr>
-        <w:t xml:space="preserve">   Развитие 2D функционала: Unity имеет развитый 2D функционал, включая систему Tilemap, улучшенную физику для 2D объектов и специализированные инструменты для работы со спрайтами и анимацией.</w:t>
+        <w:t xml:space="preserve">   Развитие 2D функционала: Unity имеет развитый 2D функционал, включая систему </w:t>
+      </w:r>
+      <w:proofErr w:type="spellStart"/>
+      <w:r>
+        <w:rPr>
+          <w:lang w:eastAsia="ru-RU"/>
+        </w:rPr>
+        <w:t>Tilemap</w:t>
+      </w:r>
+      <w:proofErr w:type="spellEnd"/>
+      <w:r>
+        <w:rPr>
+          <w:lang w:eastAsia="ru-RU"/>
+        </w:rPr>
+        <w:t>, улучшенную физику для 2D объектов и специализированные инструменты для работы со спрайтами и анимацией.</w:t>
       </w:r>
     </w:p>
     <w:p>
@@ -5904,7 +6127,35 @@
         <w:rPr>
           <w:lang w:eastAsia="ru-RU"/>
         </w:rPr>
-        <w:t xml:space="preserve">   Ресурсы Asset Store: Unity Asset Store предоставляет широкий спектр готовых решений, включая ассеты для персонажей 2D игр и специализированные спрайты для платформеров.</w:t>
+        <w:t xml:space="preserve">   Ресурсы Asset Store: Unity Asset Store предоставляет широкий спектр готовых решений, включая </w:t>
+      </w:r>
+      <w:proofErr w:type="spellStart"/>
+      <w:r>
+        <w:rPr>
+          <w:lang w:eastAsia="ru-RU"/>
+        </w:rPr>
+        <w:t>ассеты</w:t>
+      </w:r>
+      <w:proofErr w:type="spellEnd"/>
+      <w:r>
+        <w:rPr>
+          <w:lang w:eastAsia="ru-RU"/>
+        </w:rPr>
+        <w:t xml:space="preserve"> для персонажей 2D игр и специализированные спрайты для </w:t>
+      </w:r>
+      <w:proofErr w:type="spellStart"/>
+      <w:r>
+        <w:rPr>
+          <w:lang w:eastAsia="ru-RU"/>
+        </w:rPr>
+        <w:t>платформеров</w:t>
+      </w:r>
+      <w:proofErr w:type="spellEnd"/>
+      <w:r>
+        <w:rPr>
+          <w:lang w:eastAsia="ru-RU"/>
+        </w:rPr>
+        <w:t>.</w:t>
       </w:r>
     </w:p>
     <w:p>
@@ -5961,7 +6212,21 @@
         <w:rPr>
           <w:lang w:eastAsia="ru-RU"/>
         </w:rPr>
-        <w:t>Альтернативные движки, такие как Godot и Unreal Engine, также обладают своими преимуществами:</w:t>
+        <w:t xml:space="preserve">Альтернативные движки, такие как </w:t>
+      </w:r>
+      <w:proofErr w:type="spellStart"/>
+      <w:r>
+        <w:rPr>
+          <w:lang w:eastAsia="ru-RU"/>
+        </w:rPr>
+        <w:t>Godot</w:t>
+      </w:r>
+      <w:proofErr w:type="spellEnd"/>
+      <w:r>
+        <w:rPr>
+          <w:lang w:eastAsia="ru-RU"/>
+        </w:rPr>
+        <w:t xml:space="preserve"> и Unreal Engine, также обладают своими преимуществами:</w:t>
       </w:r>
     </w:p>
     <w:p>
@@ -5975,7 +6240,21 @@
         <w:rPr>
           <w:lang w:eastAsia="ru-RU"/>
         </w:rPr>
-        <w:t xml:space="preserve">   Godot: предлагает открытый исходный код и легкость в освоении, но его экосистема и библиотека ресурсов менее обширны по сравнению с Unity.</w:t>
+        <w:t xml:space="preserve">   </w:t>
+      </w:r>
+      <w:proofErr w:type="spellStart"/>
+      <w:r>
+        <w:rPr>
+          <w:lang w:eastAsia="ru-RU"/>
+        </w:rPr>
+        <w:t>Godot</w:t>
+      </w:r>
+      <w:proofErr w:type="spellEnd"/>
+      <w:r>
+        <w:rPr>
+          <w:lang w:eastAsia="ru-RU"/>
+        </w:rPr>
+        <w:t>: предлагает открытый исходный код и легкость в освоении, но его экосистема и библиотека ресурсов менее обширны по сравнению с Unity.</w:t>
       </w:r>
     </w:p>
     <w:p>
@@ -5989,7 +6268,21 @@
         <w:rPr>
           <w:lang w:eastAsia="ru-RU"/>
         </w:rPr>
-        <w:t xml:space="preserve">   Unreal Engine: имеет систему Blueprints, но может показаться чрезмерным для простого 2D проекта из-за его первоначальной ориентации на высококачественные 3D проекты.</w:t>
+        <w:t xml:space="preserve">   Unreal Engine: имеет систему </w:t>
+      </w:r>
+      <w:proofErr w:type="spellStart"/>
+      <w:r>
+        <w:rPr>
+          <w:lang w:eastAsia="ru-RU"/>
+        </w:rPr>
+        <w:t>Blueprints</w:t>
+      </w:r>
+      <w:proofErr w:type="spellEnd"/>
+      <w:r>
+        <w:rPr>
+          <w:lang w:eastAsia="ru-RU"/>
+        </w:rPr>
+        <w:t>, но может показаться чрезмерным для простого 2D проекта из-за его первоначальной ориентации на высококачественные 3D проекты.</w:t>
       </w:r>
     </w:p>
     <w:p>
@@ -6423,7 +6716,15 @@
         <w:ind w:firstLine="708"/>
       </w:pPr>
       <w:r>
-        <w:t>GameObject сам по себе не имеет визуального представления или поведения. Его функциональность определяется компонентами (Components), которые прикрепляются к нему. Компоненты – это модульные фрагменты кода, реализующие определенные аспекты объекта.</w:t>
+        <w:t>GameObject сам по себе не имеет визуального представления или поведения. Его функциональность определяется компонентами (</w:t>
+      </w:r>
+      <w:proofErr w:type="spellStart"/>
+      <w:r>
+        <w:t>Components</w:t>
+      </w:r>
+      <w:proofErr w:type="spellEnd"/>
+      <w:r>
+        <w:t>), которые прикрепляются к нему. Компоненты – это модульные фрагменты кода, реализующие определенные аспекты объекта.</w:t>
       </w:r>
     </w:p>
     <w:p>
@@ -6431,8 +6732,37 @@
         <w:tab/>
         <w:t xml:space="preserve">Например, </w:t>
       </w:r>
-      <w:r>
-        <w:t>Transform: Обязательный компонент для каждого GameObject, определяющий его положение (position), вращение (rotation) и масштаб (scale) в пространстве сцены.</w:t>
+      <w:proofErr w:type="spellStart"/>
+      <w:r>
+        <w:t>Transform</w:t>
+      </w:r>
+      <w:proofErr w:type="spellEnd"/>
+      <w:r>
+        <w:t>: Обязательный компонент для каждого GameObject, определяющий его положение (</w:t>
+      </w:r>
+      <w:proofErr w:type="spellStart"/>
+      <w:r>
+        <w:t>position</w:t>
+      </w:r>
+      <w:proofErr w:type="spellEnd"/>
+      <w:r>
+        <w:t>), вращение (</w:t>
+      </w:r>
+      <w:proofErr w:type="spellStart"/>
+      <w:r>
+        <w:t>rotation</w:t>
+      </w:r>
+      <w:proofErr w:type="spellEnd"/>
+      <w:r>
+        <w:t>) и масштаб (</w:t>
+      </w:r>
+      <w:proofErr w:type="spellStart"/>
+      <w:r>
+        <w:t>scale</w:t>
+      </w:r>
+      <w:proofErr w:type="spellEnd"/>
+      <w:r>
+        <w:t>) в пространстве сцены.</w:t>
       </w:r>
     </w:p>
     <w:p>
@@ -6505,8 +6835,17 @@
           <w:i w:val="0"/>
           <w:iCs w:val="0"/>
         </w:rPr>
-        <w:t xml:space="preserve"> Компонент Transform</w:t>
-      </w:r>
+        <w:t xml:space="preserve"> Компонент </w:t>
+      </w:r>
+      <w:proofErr w:type="spellStart"/>
+      <w:r>
+        <w:rPr>
+          <w:i w:val="0"/>
+          <w:iCs w:val="0"/>
+        </w:rPr>
+        <w:t>Transform</w:t>
+      </w:r>
+      <w:proofErr w:type="spellEnd"/>
     </w:p>
     <w:p>
       <w:pPr>
@@ -6525,7 +6864,15 @@
         <w:t>GameObject</w:t>
       </w:r>
       <w:r>
-        <w:t>, основанная на компонентах, позволяет создавать разнообразные объекты с различным поведением и функциональностью. Умение эффективно использовать GameObject'ы и их компоненты является ключевым навыком для разработчика игр и интерактивных приложений в Unity.</w:t>
+        <w:t xml:space="preserve">, основанная на компонентах, позволяет создавать разнообразные объекты с различным поведением и функциональностью. Умение эффективно использовать </w:t>
+      </w:r>
+      <w:proofErr w:type="spellStart"/>
+      <w:r>
+        <w:t>GameObject'ы</w:t>
+      </w:r>
+      <w:proofErr w:type="spellEnd"/>
+      <w:r>
+        <w:t xml:space="preserve"> и их компоненты является ключевым навыком для разработчика игр и интерактивных приложений в Unity.</w:t>
       </w:r>
       <w:r>
         <w:t xml:space="preserve"> Рассмотрим некоторые из компонентов.</w:t>
@@ -6565,7 +6912,31 @@
         <w:ind w:firstLine="708"/>
       </w:pPr>
       <w:r>
-        <w:t>Как было сказано ранее Transform служит основой для определения положения, вращения и масштаба GameObject, однако его поведение изменяется при добавлении компонента Rigidbody2D. Rigidbody2D берет на себя управление положением объекта в соответствии с законами физики, переопределяя Transform для синхронизации визуального отображения с физической симуляцией. Прямое изменение Transform объекта с Rigidbody2D приводит к непредсказуемому поведению и ошибкам, поэтому управление положением должно осуществляться исключительно через сам Rigidbody2D.</w:t>
+        <w:t xml:space="preserve">Как было сказано ранее </w:t>
+      </w:r>
+      <w:proofErr w:type="spellStart"/>
+      <w:r>
+        <w:t>Transform</w:t>
+      </w:r>
+      <w:proofErr w:type="spellEnd"/>
+      <w:r>
+        <w:t xml:space="preserve"> служит основой для определения положения, вращения и масштаба GameObject, однако его поведение изменяется при добавлении компонента Rigidbody2D. Rigidbody2D берет на себя управление положением объекта в соответствии с законами физики, переопределяя </w:t>
+      </w:r>
+      <w:proofErr w:type="spellStart"/>
+      <w:r>
+        <w:t>Transform</w:t>
+      </w:r>
+      <w:proofErr w:type="spellEnd"/>
+      <w:r>
+        <w:t xml:space="preserve"> для синхронизации визуального отображения с физической симуляцией. Прямое изменение </w:t>
+      </w:r>
+      <w:proofErr w:type="spellStart"/>
+      <w:r>
+        <w:t>Transform</w:t>
+      </w:r>
+      <w:proofErr w:type="spellEnd"/>
+      <w:r>
+        <w:t xml:space="preserve"> объекта с Rigidbody2D приводит к непредсказуемому поведению и ошибкам, поэтому управление положением должно осуществляться исключительно через сам Rigidbody2D.</w:t>
       </w:r>
     </w:p>
     <w:p>
@@ -6690,12 +7061,14 @@
       <w:r>
         <w:t xml:space="preserve">твердым телом с помощью </w:t>
       </w:r>
+      <w:proofErr w:type="spellStart"/>
       <w:r>
         <w:rPr>
           <w:lang w:val="en-US"/>
         </w:rPr>
         <w:t>Rigidbody</w:t>
       </w:r>
+      <w:proofErr w:type="spellEnd"/>
       <w:r>
         <w:t>2</w:t>
       </w:r>
@@ -6716,8 +7089,13 @@
       <w:pPr>
         <w:ind w:firstLine="708"/>
       </w:pPr>
-      <w:r>
-        <w:t>Collider — это компонент в Unity, который добавляет возможность коллизий с другими объектами для GameObject.</w:t>
+      <w:proofErr w:type="spellStart"/>
+      <w:r>
+        <w:t>Collider</w:t>
+      </w:r>
+      <w:proofErr w:type="spellEnd"/>
+      <w:r>
+        <w:t xml:space="preserve"> — это компонент в Unity, который добавляет возможность коллизий с другими объектами для GameObject.</w:t>
       </w:r>
       <w:r>
         <w:t xml:space="preserve"> Данный компонент может </w:t>
@@ -6727,37 +7105,172 @@
         <w:t xml:space="preserve">принимать на объекте различную форму: </w:t>
       </w:r>
       <w:r>
-        <w:t>Box Collider 2D</w:t>
+        <w:t xml:space="preserve">Box </w:t>
+      </w:r>
+      <w:proofErr w:type="spellStart"/>
+      <w:r>
+        <w:t>Collider</w:t>
+      </w:r>
+      <w:proofErr w:type="spellEnd"/>
+      <w:r>
+        <w:t xml:space="preserve"> 2D</w:t>
       </w:r>
       <w:r>
         <w:t xml:space="preserve">, </w:t>
       </w:r>
-      <w:r>
-        <w:t>Circle Collider 2D</w:t>
+      <w:proofErr w:type="spellStart"/>
+      <w:r>
+        <w:t>Circle</w:t>
+      </w:r>
+      <w:proofErr w:type="spellEnd"/>
+      <w:r>
+        <w:t xml:space="preserve"> </w:t>
+      </w:r>
+      <w:proofErr w:type="spellStart"/>
+      <w:r>
+        <w:t>Collider</w:t>
+      </w:r>
+      <w:proofErr w:type="spellEnd"/>
+      <w:r>
+        <w:t xml:space="preserve"> 2D</w:t>
       </w:r>
       <w:r>
         <w:t xml:space="preserve">, </w:t>
       </w:r>
-      <w:r>
-        <w:t>Polygon Collider 2D</w:t>
+      <w:proofErr w:type="spellStart"/>
+      <w:r>
+        <w:t>Polygon</w:t>
+      </w:r>
+      <w:proofErr w:type="spellEnd"/>
+      <w:r>
+        <w:t xml:space="preserve"> </w:t>
+      </w:r>
+      <w:proofErr w:type="spellStart"/>
+      <w:r>
+        <w:t>Collider</w:t>
+      </w:r>
+      <w:proofErr w:type="spellEnd"/>
+      <w:r>
+        <w:t xml:space="preserve"> 2D</w:t>
       </w:r>
       <w:r>
         <w:t xml:space="preserve">, </w:t>
       </w:r>
       <w:r>
-        <w:t>Edge Collider 2D</w:t>
+        <w:t xml:space="preserve">Edge </w:t>
+      </w:r>
+      <w:proofErr w:type="spellStart"/>
+      <w:r>
+        <w:t>Collider</w:t>
+      </w:r>
+      <w:proofErr w:type="spellEnd"/>
+      <w:r>
+        <w:t xml:space="preserve"> 2D</w:t>
       </w:r>
       <w:r>
         <w:t xml:space="preserve">, </w:t>
       </w:r>
-      <w:r>
-        <w:t>Capsule Collider 2D</w:t>
+      <w:proofErr w:type="spellStart"/>
+      <w:r>
+        <w:t>Capsule</w:t>
+      </w:r>
+      <w:proofErr w:type="spellEnd"/>
+      <w:r>
+        <w:t xml:space="preserve"> </w:t>
+      </w:r>
+      <w:proofErr w:type="spellStart"/>
+      <w:r>
+        <w:t>Collider</w:t>
+      </w:r>
+      <w:proofErr w:type="spellEnd"/>
+      <w:r>
+        <w:t xml:space="preserve"> 2D</w:t>
       </w:r>
       <w:r>
         <w:t xml:space="preserve">. </w:t>
       </w:r>
       <w:r>
-        <w:t>При выборе коллайдера следует учитывать форму объекта, требования к точности столкновений и производительность. Для простых объектов лучше использовать Box Collider 2D или Circle Collider 2D. Для объектов сложной формы можно использовать Polygon Collider 2D или Composite Collider 2D. Edge Collider 2D подходит для представления тонких объектов. Capsule Collider 2D хорошо подходит для персонажей.</w:t>
+        <w:t xml:space="preserve">При выборе коллайдера следует учитывать форму объекта, требования к точности столкновений и производительность. Для простых объектов лучше использовать Box </w:t>
+      </w:r>
+      <w:proofErr w:type="spellStart"/>
+      <w:r>
+        <w:t>Collider</w:t>
+      </w:r>
+      <w:proofErr w:type="spellEnd"/>
+      <w:r>
+        <w:t xml:space="preserve"> 2D или </w:t>
+      </w:r>
+      <w:proofErr w:type="spellStart"/>
+      <w:r>
+        <w:t>Circle</w:t>
+      </w:r>
+      <w:proofErr w:type="spellEnd"/>
+      <w:r>
+        <w:t xml:space="preserve"> </w:t>
+      </w:r>
+      <w:proofErr w:type="spellStart"/>
+      <w:r>
+        <w:t>Collider</w:t>
+      </w:r>
+      <w:proofErr w:type="spellEnd"/>
+      <w:r>
+        <w:t xml:space="preserve"> 2D. Для объектов сложной формы можно использовать </w:t>
+      </w:r>
+      <w:proofErr w:type="spellStart"/>
+      <w:r>
+        <w:t>Polygon</w:t>
+      </w:r>
+      <w:proofErr w:type="spellEnd"/>
+      <w:r>
+        <w:t xml:space="preserve"> </w:t>
+      </w:r>
+      <w:proofErr w:type="spellStart"/>
+      <w:r>
+        <w:t>Collider</w:t>
+      </w:r>
+      <w:proofErr w:type="spellEnd"/>
+      <w:r>
+        <w:t xml:space="preserve"> 2D или </w:t>
+      </w:r>
+      <w:proofErr w:type="spellStart"/>
+      <w:r>
+        <w:t>Composite</w:t>
+      </w:r>
+      <w:proofErr w:type="spellEnd"/>
+      <w:r>
+        <w:t xml:space="preserve"> </w:t>
+      </w:r>
+      <w:proofErr w:type="spellStart"/>
+      <w:r>
+        <w:t>Collider</w:t>
+      </w:r>
+      <w:proofErr w:type="spellEnd"/>
+      <w:r>
+        <w:t xml:space="preserve"> 2D. Edge </w:t>
+      </w:r>
+      <w:proofErr w:type="spellStart"/>
+      <w:r>
+        <w:t>Collider</w:t>
+      </w:r>
+      <w:proofErr w:type="spellEnd"/>
+      <w:r>
+        <w:t xml:space="preserve"> 2D подходит для представления тонких объектов. </w:t>
+      </w:r>
+      <w:proofErr w:type="spellStart"/>
+      <w:r>
+        <w:t>Capsule</w:t>
+      </w:r>
+      <w:proofErr w:type="spellEnd"/>
+      <w:r>
+        <w:t xml:space="preserve"> </w:t>
+      </w:r>
+      <w:proofErr w:type="spellStart"/>
+      <w:r>
+        <w:t>Collider</w:t>
+      </w:r>
+      <w:proofErr w:type="spellEnd"/>
+      <w:r>
+        <w:t xml:space="preserve"> 2D хорошо подходит для персонажей.</w:t>
       </w:r>
     </w:p>
     <w:p>
@@ -6846,7 +7359,14 @@
       </w:r>
       <w:r>
         <w:tab/>
-        <w:t xml:space="preserve">Юнити поддерживает графику </w:t>
+      </w:r>
+      <w:proofErr w:type="spellStart"/>
+      <w:r>
+        <w:t>Юнити</w:t>
+      </w:r>
+      <w:proofErr w:type="spellEnd"/>
+      <w:r>
+        <w:t xml:space="preserve"> поддерживает графику </w:t>
       </w:r>
       <w:r>
         <w:t>3</w:t>
@@ -7010,7 +7530,15 @@
         <w:t>используется</w:t>
       </w:r>
       <w:r>
-        <w:t xml:space="preserve"> компонент Sprite Renderer, который позволяет отобразить спрайт или анимацию из спрайтов.</w:t>
+        <w:t xml:space="preserve"> компонент Sprite </w:t>
+      </w:r>
+      <w:proofErr w:type="spellStart"/>
+      <w:r>
+        <w:t>Renderer</w:t>
+      </w:r>
+      <w:proofErr w:type="spellEnd"/>
+      <w:r>
+        <w:t>, который позволяет отобразить спрайт или анимацию из спрайтов.</w:t>
       </w:r>
     </w:p>
     <w:p>
@@ -7128,6 +7656,7 @@
         </w:rPr>
         <w:t xml:space="preserve"> используется инструмент </w:t>
       </w:r>
+      <w:proofErr w:type="spellStart"/>
       <w:r>
         <w:rPr>
           <w:rFonts w:eastAsia="Times New Roman" w:cs="Times New Roman"/>
@@ -7138,6 +7667,7 @@
         </w:rPr>
         <w:t>Sp</w:t>
       </w:r>
+      <w:proofErr w:type="spellEnd"/>
       <w:r>
         <w:rPr>
           <w:rFonts w:eastAsia="Times New Roman" w:cs="Times New Roman"/>
@@ -7148,6 +7678,7 @@
         </w:rPr>
         <w:t>r</w:t>
       </w:r>
+      <w:proofErr w:type="spellStart"/>
       <w:r>
         <w:rPr>
           <w:rFonts w:eastAsia="Times New Roman" w:cs="Times New Roman"/>
@@ -7156,7 +7687,18 @@
           <w:lang w:eastAsia="ru-RU"/>
           <w14:ligatures w14:val="none"/>
         </w:rPr>
-        <w:t xml:space="preserve">ite Editor. </w:t>
+        <w:t>ite</w:t>
+      </w:r>
+      <w:proofErr w:type="spellEnd"/>
+      <w:r>
+        <w:rPr>
+          <w:rFonts w:eastAsia="Times New Roman" w:cs="Times New Roman"/>
+          <w:kern w:val="36"/>
+          <w:szCs w:val="48"/>
+          <w:lang w:eastAsia="ru-RU"/>
+          <w14:ligatures w14:val="none"/>
+        </w:rPr>
+        <w:t xml:space="preserve"> Editor. </w:t>
       </w:r>
       <w:r>
         <w:rPr>
@@ -7309,9 +7851,11 @@
         <w:t xml:space="preserve"> </w:t>
       </w:r>
       <w:bookmarkStart w:id="13" w:name="_Toc188516617"/>
+      <w:proofErr w:type="spellStart"/>
       <w:r>
         <w:t>Input</w:t>
       </w:r>
+      <w:proofErr w:type="spellEnd"/>
       <w:r>
         <w:t xml:space="preserve"> </w:t>
       </w:r>
@@ -7323,13 +7867,60 @@
     <w:p>
       <w:r>
         <w:tab/>
-        <w:t>Input System - современный инструмент позволяет гибко настраивать действия, такие как движение персонажа, прыжки и атаки, связывая их с клавишами клавиатуры, кнопками геймпада или сенсорными экранами. Input System работает на основе событийной модели, что обеспечивает точное отслеживание нажатий, удержаний и отпусканий клавиш, что особенно важно для реализации механики прыжка и других динамических действий.</w:t>
+      </w:r>
+      <w:proofErr w:type="spellStart"/>
+      <w:r>
+        <w:t>Input</w:t>
+      </w:r>
+      <w:proofErr w:type="spellEnd"/>
+      <w:r>
+        <w:t xml:space="preserve"> System - современный инструмент позволяет гибко настраивать действия, такие как движение персонажа, прыжки и атаки, связывая их с клавишами клавиатуры, кнопками геймпада или сенсорными экранами. </w:t>
+      </w:r>
+      <w:proofErr w:type="spellStart"/>
+      <w:r>
+        <w:t>Input</w:t>
+      </w:r>
+      <w:proofErr w:type="spellEnd"/>
+      <w:r>
+        <w:t xml:space="preserve"> System работает на основе событийной модели, что обеспечивает точное отслеживание нажатий, удержаний и </w:t>
+      </w:r>
+      <w:proofErr w:type="spellStart"/>
+      <w:r>
+        <w:t>отпусканий</w:t>
+      </w:r>
+      <w:proofErr w:type="spellEnd"/>
+      <w:r>
+        <w:t xml:space="preserve"> клавиш, что особенно важно для реализации механики прыжка и других динамических действий.</w:t>
       </w:r>
     </w:p>
     <w:p>
       <w:r>
         <w:tab/>
-        <w:t xml:space="preserve">Интеграция Input System с пользовательской физикой осуществляется через обработку ввода в методах Update или FixedUpdate, в зависимости от требований физического движка. Кроме того, Input System поддерживает кроссплатформенность, упрощая адаптацию игры под различные устройства ввода без необходимости дополнительного программирования. </w:t>
+        <w:t xml:space="preserve">Интеграция </w:t>
+      </w:r>
+      <w:proofErr w:type="spellStart"/>
+      <w:r>
+        <w:t>Input</w:t>
+      </w:r>
+      <w:proofErr w:type="spellEnd"/>
+      <w:r>
+        <w:t xml:space="preserve"> System с пользовательской физикой осуществляется через обработку ввода в методах Update или </w:t>
+      </w:r>
+      <w:proofErr w:type="spellStart"/>
+      <w:r>
+        <w:t>FixedUpdate</w:t>
+      </w:r>
+      <w:proofErr w:type="spellEnd"/>
+      <w:r>
+        <w:t xml:space="preserve">, в зависимости от требований физического движка. Кроме того, </w:t>
+      </w:r>
+      <w:proofErr w:type="spellStart"/>
+      <w:r>
+        <w:t>Input</w:t>
+      </w:r>
+      <w:proofErr w:type="spellEnd"/>
+      <w:r>
+        <w:t xml:space="preserve"> System поддерживает кроссплатформенность, упрощая адаптацию игры под различные устройства ввода без необходимости дополнительного программирования. </w:t>
       </w:r>
     </w:p>
     <w:p>
@@ -7426,6 +8017,7 @@
         <w:t xml:space="preserve"> </w:t>
       </w:r>
       <w:bookmarkStart w:id="16" w:name="_Toc188516618"/>
+      <w:proofErr w:type="spellStart"/>
       <w:r>
         <w:rPr>
           <w:lang w:val="en-US"/>
@@ -7435,6 +8027,7 @@
       <w:bookmarkEnd w:id="14"/>
       <w:bookmarkEnd w:id="15"/>
       <w:bookmarkEnd w:id="16"/>
+      <w:proofErr w:type="spellEnd"/>
     </w:p>
     <w:p>
       <w:pPr>
@@ -7443,6 +8036,7 @@
           <w:szCs w:val="28"/>
         </w:rPr>
       </w:pPr>
+      <w:proofErr w:type="spellStart"/>
       <w:r>
         <w:rPr>
           <w:szCs w:val="28"/>
@@ -7450,6 +8044,7 @@
         </w:rPr>
         <w:t>Cinemachine</w:t>
       </w:r>
+      <w:proofErr w:type="spellEnd"/>
       <w:r>
         <w:rPr>
           <w:szCs w:val="28"/>
@@ -7472,7 +8067,21 @@
         <w:rPr>
           <w:szCs w:val="28"/>
         </w:rPr>
-        <w:t>самый популярный и удобный инструмент для работы с игровой камерой. Он позволяет значительно упростить работу с ней, предоставляя большое количество настроек и готовых прессетов.</w:t>
+        <w:t xml:space="preserve">самый популярный и удобный инструмент для работы с игровой камерой. Он позволяет значительно упростить работу с ней, предоставляя большое количество настроек и готовых </w:t>
+      </w:r>
+      <w:proofErr w:type="spellStart"/>
+      <w:r>
+        <w:rPr>
+          <w:szCs w:val="28"/>
+        </w:rPr>
+        <w:t>прессетов</w:t>
+      </w:r>
+      <w:proofErr w:type="spellEnd"/>
+      <w:r>
+        <w:rPr>
+          <w:szCs w:val="28"/>
+        </w:rPr>
+        <w:t>.</w:t>
       </w:r>
     </w:p>
     <w:p>
@@ -7563,7 +8172,31 @@
         <w:ind w:firstLine="708"/>
       </w:pPr>
       <w:r>
-        <w:t>В процессе разработки игры потребовалось создать несколько пользовательских компонентов, чтобы реализовать специфическое поведение игровых объектов. Это связано с тем, что стандартный компонент Rigidbody2D часто используется для упрощения разработки, так как он предоставляет встроенные методы для управления физическим движением, такие как AddForce, MovePosition или velocity, которые позволяют задавать движение объекта без необходимости прописывать всю физику вручную. Однако такое упрощение не всегда подходит для заданных целей.</w:t>
+        <w:t xml:space="preserve">В процессе разработки игры потребовалось создать несколько пользовательских компонентов, чтобы реализовать специфическое поведение игровых объектов. Это связано с тем, что стандартный компонент Rigidbody2D часто используется для упрощения разработки, так как он предоставляет встроенные методы для управления физическим движением, такие как </w:t>
+      </w:r>
+      <w:proofErr w:type="spellStart"/>
+      <w:r>
+        <w:t>AddForce</w:t>
+      </w:r>
+      <w:proofErr w:type="spellEnd"/>
+      <w:r>
+        <w:t xml:space="preserve">, </w:t>
+      </w:r>
+      <w:proofErr w:type="spellStart"/>
+      <w:r>
+        <w:t>MovePosition</w:t>
+      </w:r>
+      <w:proofErr w:type="spellEnd"/>
+      <w:r>
+        <w:t xml:space="preserve"> или </w:t>
+      </w:r>
+      <w:proofErr w:type="spellStart"/>
+      <w:r>
+        <w:t>velocity</w:t>
+      </w:r>
+      <w:proofErr w:type="spellEnd"/>
+      <w:r>
+        <w:t>, которые позволяют задавать движение объекта без необходимости прописывать всю физику вручную. Однако такое упрощение не всегда подходит для заданных целей.</w:t>
       </w:r>
     </w:p>
     <w:p>
@@ -7591,11 +8224,27 @@
         <w:ind w:left="360" w:firstLine="348"/>
       </w:pPr>
       <w:r>
-        <w:t xml:space="preserve">При использовании Rigidbody2D движения объекта зависят от встроенного физического движка Unity, что может усложнить реализацию точного поведения, например, нестандартных перемещений, рывков или анимаций. В таких ситуациях удобнее реализовать движение вручную, </w:t>
+        <w:t xml:space="preserve">При использовании Rigidbody2D движения объекта зависят от встроенного физического движка Unity, что может усложнить реализацию точного поведения, например, нестандартных перемещений, рывков или </w:t>
+      </w:r>
+      <w:proofErr w:type="spellStart"/>
+      <w:r>
+        <w:t>анимаций</w:t>
+      </w:r>
+      <w:proofErr w:type="spellEnd"/>
+      <w:r>
+        <w:t xml:space="preserve">. В таких ситуациях удобнее реализовать движение вручную, </w:t>
       </w:r>
       <w:r>
         <w:lastRenderedPageBreak/>
-        <w:t xml:space="preserve">например, через изменение позиции объекта с помощью Transform.Translate или других методов. </w:t>
+        <w:t xml:space="preserve">например, через изменение позиции объекта с помощью </w:t>
+      </w:r>
+      <w:proofErr w:type="spellStart"/>
+      <w:r>
+        <w:t>Transform.Translate</w:t>
+      </w:r>
+      <w:proofErr w:type="spellEnd"/>
+      <w:r>
+        <w:t xml:space="preserve"> или других методов. </w:t>
       </w:r>
     </w:p>
     <w:p>
@@ -7636,6 +8285,7 @@
       <w:r>
         <w:t xml:space="preserve">В Unity многие пользовательские компоненты, как правило, наследуются от класса </w:t>
       </w:r>
+      <w:proofErr w:type="spellStart"/>
       <w:r>
         <w:rPr>
           <w:b/>
@@ -7643,9 +8293,11 @@
         </w:rPr>
         <w:t>MonoBehaviour</w:t>
       </w:r>
+      <w:proofErr w:type="spellEnd"/>
       <w:r>
         <w:t>. Этот класс предоставляет базовую функциональность для работы с игровыми объектами (</w:t>
       </w:r>
+      <w:proofErr w:type="spellStart"/>
       <w:r>
         <w:rPr>
           <w:b/>
@@ -7653,8 +8305,17 @@
         </w:rPr>
         <w:t>GameObjects</w:t>
       </w:r>
-      <w:r>
-        <w:t xml:space="preserve">) и их компонентами. Наследование от MonoBehaviour позволяет использовать встроенные методы жизненного цикла Unity, такие как </w:t>
+      <w:proofErr w:type="spellEnd"/>
+      <w:r>
+        <w:t xml:space="preserve">) и их компонентами. Наследование от </w:t>
+      </w:r>
+      <w:proofErr w:type="spellStart"/>
+      <w:r>
+        <w:t>MonoBehaviour</w:t>
+      </w:r>
+      <w:proofErr w:type="spellEnd"/>
+      <w:r>
+        <w:t xml:space="preserve"> позволяет использовать встроенные методы жизненного цикла Unity, такие как </w:t>
       </w:r>
       <w:r>
         <w:rPr>
@@ -7676,6 +8337,7 @@
       <w:r>
         <w:t xml:space="preserve">, </w:t>
       </w:r>
+      <w:proofErr w:type="spellStart"/>
       <w:r>
         <w:rPr>
           <w:i/>
@@ -7683,9 +8345,11 @@
         </w:rPr>
         <w:t>FixedUpdate</w:t>
       </w:r>
+      <w:proofErr w:type="spellEnd"/>
       <w:r>
         <w:t xml:space="preserve"> и </w:t>
       </w:r>
+      <w:proofErr w:type="spellStart"/>
       <w:r>
         <w:rPr>
           <w:i/>
@@ -7693,6 +8357,7 @@
         </w:rPr>
         <w:t>OnCollisionEnter</w:t>
       </w:r>
+      <w:proofErr w:type="spellEnd"/>
       <w:r>
         <w:t>, которые необходимы для реализации игровой логики.</w:t>
       </w:r>
@@ -7702,7 +8367,15 @@
         <w:ind w:firstLine="708"/>
       </w:pPr>
       <w:r>
-        <w:t xml:space="preserve">   Жизненный цикл: MonoBehaviour предоставляет набор методов, которые вызываются Unity в определенные моменты жизненного цикла объекта. Это позволяет контролировать, что происходит при создании, обновлении и уничтожении объекта.</w:t>
+        <w:t xml:space="preserve">   Жизненный цикл: </w:t>
+      </w:r>
+      <w:proofErr w:type="spellStart"/>
+      <w:r>
+        <w:t>MonoBehaviour</w:t>
+      </w:r>
+      <w:proofErr w:type="spellEnd"/>
+      <w:r>
+        <w:t xml:space="preserve"> предоставляет набор методов, которые вызываются Unity в определенные моменты жизненного цикла объекта. Это позволяет контролировать, что происходит при создании, обновлении и уничтожении объекта.</w:t>
       </w:r>
     </w:p>
     <w:p>
@@ -7710,7 +8383,15 @@
         <w:ind w:firstLine="708"/>
       </w:pPr>
       <w:r>
-        <w:t>Наиболее распространенные методы MonoBehaviour:</w:t>
+        <w:t xml:space="preserve">Наиболее распространенные методы </w:t>
+      </w:r>
+      <w:proofErr w:type="spellStart"/>
+      <w:r>
+        <w:t>MonoBehaviour</w:t>
+      </w:r>
+      <w:proofErr w:type="spellEnd"/>
+      <w:r>
+        <w:t>:</w:t>
       </w:r>
     </w:p>
     <w:p>
@@ -7721,8 +8402,26 @@
           <w:numId w:val="41"/>
         </w:numPr>
       </w:pPr>
-      <w:r>
-        <w:t>Awake(). Вызывается один раз, когда экземпляр скрипта загружается. Используется для инициализации переменных, поиска других компонентов и настройки начального состояния. Вызывается до Start().</w:t>
+      <w:proofErr w:type="spellStart"/>
+      <w:proofErr w:type="gramStart"/>
+      <w:r>
+        <w:t>Awake</w:t>
+      </w:r>
+      <w:proofErr w:type="spellEnd"/>
+      <w:r>
+        <w:t>(</w:t>
+      </w:r>
+      <w:proofErr w:type="gramEnd"/>
+      <w:r>
+        <w:t xml:space="preserve">). Вызывается один раз, когда экземпляр скрипта загружается. Используется для инициализации переменных, поиска других компонентов и настройки начального состояния. Вызывается до </w:t>
+      </w:r>
+      <w:proofErr w:type="gramStart"/>
+      <w:r>
+        <w:t>Start(</w:t>
+      </w:r>
+      <w:proofErr w:type="gramEnd"/>
+      <w:r>
+        <w:t>).</w:t>
       </w:r>
       <w:r>
         <w:rPr>
@@ -7739,15 +8438,46 @@
           <w:numId w:val="41"/>
         </w:numPr>
       </w:pPr>
+      <w:proofErr w:type="gramStart"/>
       <w:r>
         <w:lastRenderedPageBreak/>
-        <w:t>Start(). Вызывается один раз, перед первым кадром обновления. Используется для настройки, которая зависит от других компонентов, которые могут быть еще не инициализированы в Awake().</w:t>
+        <w:t>Start(</w:t>
+      </w:r>
+      <w:proofErr w:type="gramEnd"/>
+      <w:r>
+        <w:t xml:space="preserve">). Вызывается один раз, перед первым кадром обновления. Используется для настройки, которая зависит от других компонентов, которые могут быть еще не инициализированы в </w:t>
+      </w:r>
+      <w:proofErr w:type="spellStart"/>
+      <w:proofErr w:type="gramStart"/>
+      <w:r>
+        <w:t>Awake</w:t>
+      </w:r>
+      <w:proofErr w:type="spellEnd"/>
+      <w:r>
+        <w:t>(</w:t>
+      </w:r>
+      <w:proofErr w:type="gramEnd"/>
+      <w:r>
+        <w:t>).</w:t>
       </w:r>
       <w:r>
         <w:t xml:space="preserve"> </w:t>
       </w:r>
       <w:r>
-        <w:t>Вызывается после Awake().</w:t>
+        <w:t xml:space="preserve">Вызывается после </w:t>
+      </w:r>
+      <w:proofErr w:type="spellStart"/>
+      <w:proofErr w:type="gramStart"/>
+      <w:r>
+        <w:t>Awake</w:t>
+      </w:r>
+      <w:proofErr w:type="spellEnd"/>
+      <w:r>
+        <w:t>(</w:t>
+      </w:r>
+      <w:proofErr w:type="gramEnd"/>
+      <w:r>
+        <w:t>).</w:t>
       </w:r>
       <w:r>
         <w:rPr>
@@ -7764,8 +8494,13 @@
           <w:numId w:val="41"/>
         </w:numPr>
       </w:pPr>
-      <w:r>
-        <w:t>Update()</w:t>
+      <w:proofErr w:type="gramStart"/>
+      <w:r>
+        <w:t>Update(</w:t>
+      </w:r>
+      <w:proofErr w:type="gramEnd"/>
+      <w:r>
+        <w:t>)</w:t>
       </w:r>
       <w:r>
         <w:t xml:space="preserve">. </w:t>
@@ -7791,8 +8526,18 @@
           <w:numId w:val="41"/>
         </w:numPr>
       </w:pPr>
-      <w:r>
-        <w:t>FixedUpdate()</w:t>
+      <w:proofErr w:type="spellStart"/>
+      <w:proofErr w:type="gramStart"/>
+      <w:r>
+        <w:t>FixedUpdate</w:t>
+      </w:r>
+      <w:proofErr w:type="spellEnd"/>
+      <w:r>
+        <w:t>(</w:t>
+      </w:r>
+      <w:proofErr w:type="gramEnd"/>
+      <w:r>
+        <w:t>)</w:t>
       </w:r>
       <w:r>
         <w:t xml:space="preserve">. </w:t>
@@ -7818,14 +8563,32 @@
           <w:numId w:val="41"/>
         </w:numPr>
       </w:pPr>
-      <w:r>
-        <w:t>LateUpdate()</w:t>
+      <w:proofErr w:type="spellStart"/>
+      <w:proofErr w:type="gramStart"/>
+      <w:r>
+        <w:t>LateUpdate</w:t>
+      </w:r>
+      <w:proofErr w:type="spellEnd"/>
+      <w:r>
+        <w:t>(</w:t>
+      </w:r>
+      <w:proofErr w:type="gramEnd"/>
+      <w:r>
+        <w:t>)</w:t>
       </w:r>
       <w:r>
         <w:t xml:space="preserve">. </w:t>
       </w:r>
       <w:r>
-        <w:t>Вызывается после всех вызовов Update() в кадре.</w:t>
+        <w:t xml:space="preserve">Вызывается после всех вызовов </w:t>
+      </w:r>
+      <w:proofErr w:type="gramStart"/>
+      <w:r>
+        <w:t>Update(</w:t>
+      </w:r>
+      <w:proofErr w:type="gramEnd"/>
+      <w:r>
+        <w:t>) в кадре.</w:t>
       </w:r>
       <w:r>
         <w:t xml:space="preserve"> </w:t>
@@ -7845,8 +8608,18 @@
           <w:numId w:val="41"/>
         </w:numPr>
       </w:pPr>
-      <w:r>
-        <w:t>OnEnable()</w:t>
+      <w:proofErr w:type="spellStart"/>
+      <w:proofErr w:type="gramStart"/>
+      <w:r>
+        <w:t>OnEnable</w:t>
+      </w:r>
+      <w:proofErr w:type="spellEnd"/>
+      <w:r>
+        <w:t>(</w:t>
+      </w:r>
+      <w:proofErr w:type="gramEnd"/>
+      <w:r>
+        <w:t>)</w:t>
       </w:r>
       <w:r>
         <w:t xml:space="preserve">. </w:t>
@@ -7875,8 +8648,18 @@
           <w:numId w:val="41"/>
         </w:numPr>
       </w:pPr>
-      <w:r>
-        <w:t>OnDisable()</w:t>
+      <w:proofErr w:type="spellStart"/>
+      <w:proofErr w:type="gramStart"/>
+      <w:r>
+        <w:t>OnDisable</w:t>
+      </w:r>
+      <w:proofErr w:type="spellEnd"/>
+      <w:r>
+        <w:t>(</w:t>
+      </w:r>
+      <w:proofErr w:type="gramEnd"/>
+      <w:r>
+        <w:t>)</w:t>
       </w:r>
       <w:r>
         <w:t xml:space="preserve">. </w:t>
@@ -7899,8 +8682,18 @@
           <w:numId w:val="41"/>
         </w:numPr>
       </w:pPr>
-      <w:r>
-        <w:t>OnDestroy()</w:t>
+      <w:proofErr w:type="spellStart"/>
+      <w:proofErr w:type="gramStart"/>
+      <w:r>
+        <w:t>OnDestroy</w:t>
+      </w:r>
+      <w:proofErr w:type="spellEnd"/>
+      <w:r>
+        <w:t>(</w:t>
+      </w:r>
+      <w:proofErr w:type="gramEnd"/>
+      <w:r>
+        <w:t>)</w:t>
       </w:r>
       <w:r>
         <w:t xml:space="preserve">. </w:t>
@@ -7920,6 +8713,7 @@
         <w:tab/>
         <w:t xml:space="preserve">В рамках разработки платформера, </w:t>
       </w:r>
+      <w:proofErr w:type="spellStart"/>
       <w:r>
         <w:rPr>
           <w:b/>
@@ -7927,6 +8721,7 @@
         </w:rPr>
         <w:t>ScriptableObject</w:t>
       </w:r>
+      <w:proofErr w:type="spellEnd"/>
       <w:r>
         <w:t xml:space="preserve"> используется для создания настраиваемых данных, которые определяют поведение физики объектов в игре. Например, это может быть конфигурация параметров, таких как масса, сила гравитации, трение, скорость движения или параметры прыжка. Эти данные затем подключаются к компоненту, отвечающему за </w:t>
       </w:r>
@@ -7934,12 +8729,22 @@
         <w:t>логику передвижения объекта</w:t>
       </w:r>
       <w:r>
-        <w:t xml:space="preserve">, что упрощает настройку и балансировку игры. Это особенно полезно в Unity, так как ScriptableObject позволяет хранить данные вне сцены, делая их централизованными и легко редактируемыми </w:t>
-      </w:r>
+        <w:t xml:space="preserve">, что упрощает настройку и балансировку игры. Это особенно полезно в Unity, так как </w:t>
+      </w:r>
+      <w:proofErr w:type="spellStart"/>
+      <w:r>
+        <w:t>ScriptableObject</w:t>
+      </w:r>
+      <w:proofErr w:type="spellEnd"/>
+      <w:r>
+        <w:t xml:space="preserve"> позволяет хранить данные вне сцены, делая их централизованными и легко редактируемыми </w:t>
+      </w:r>
+      <w:proofErr w:type="gramStart"/>
       <w:r>
         <w:lastRenderedPageBreak/>
         <w:t>через инспектор</w:t>
       </w:r>
+      <w:proofErr w:type="gramEnd"/>
       <w:r>
         <w:rPr>
           <w:rStyle w:val="a6"/>
@@ -7947,13 +8752,37 @@
         <w:footnoteReference w:id="2"/>
       </w:r>
       <w:r>
-        <w:t>. Использование ScriptableObject позволяет легко модифицировать и переиспользовать физические характеристики для различных объектов (например, игрока) без необходимости дублировать код.</w:t>
+        <w:t xml:space="preserve">. Использование </w:t>
+      </w:r>
+      <w:proofErr w:type="spellStart"/>
+      <w:r>
+        <w:t>ScriptableObject</w:t>
+      </w:r>
+      <w:proofErr w:type="spellEnd"/>
+      <w:r>
+        <w:t xml:space="preserve"> позволяет легко модифицировать и </w:t>
+      </w:r>
+      <w:proofErr w:type="spellStart"/>
+      <w:r>
+        <w:t>переиспользовать</w:t>
+      </w:r>
+      <w:proofErr w:type="spellEnd"/>
+      <w:r>
+        <w:t xml:space="preserve"> физические характеристики для различных объектов (например, игрока) без необходимости дублировать код.</w:t>
       </w:r>
     </w:p>
     <w:p>
       <w:r>
         <w:tab/>
-        <w:t>Таким образом, ScriptableObject в данном контексте выступает как инструмент для разделения данных и логики, что улучшает читаемость кода и облегчает процесс разработки.</w:t>
+        <w:t xml:space="preserve">Таким образом, </w:t>
+      </w:r>
+      <w:proofErr w:type="spellStart"/>
+      <w:r>
+        <w:t>ScriptableObject</w:t>
+      </w:r>
+      <w:proofErr w:type="spellEnd"/>
+      <w:r>
+        <w:t xml:space="preserve"> в данном контексте выступает как инструмент для разделения данных и логики, что улучшает читаемость кода и облегчает процесс разработки.</w:t>
       </w:r>
     </w:p>
     <w:p/>
@@ -8008,6 +8837,7 @@
         </w:rPr>
         <w:t xml:space="preserve">Класс </w:t>
       </w:r>
+      <w:proofErr w:type="spellStart"/>
       <w:r>
         <w:rPr>
           <w:b/>
@@ -8016,6 +8846,7 @@
         </w:rPr>
         <w:t>CharacterInputController</w:t>
       </w:r>
+      <w:proofErr w:type="spellEnd"/>
       <w:r>
         <w:rPr>
           <w:szCs w:val="28"/>
@@ -8035,7 +8866,20 @@
         <w:t xml:space="preserve">. </w:t>
       </w:r>
       <w:r>
-        <w:t>Он использует метод GetInput(), чтобы возвращать вектор направления, который будет использоваться для движения персонажа.</w:t>
+        <w:t xml:space="preserve">Он использует метод </w:t>
+      </w:r>
+      <w:proofErr w:type="spellStart"/>
+      <w:proofErr w:type="gramStart"/>
+      <w:r>
+        <w:t>GetInput</w:t>
+      </w:r>
+      <w:proofErr w:type="spellEnd"/>
+      <w:r>
+        <w:t>(</w:t>
+      </w:r>
+      <w:proofErr w:type="gramEnd"/>
+      <w:r>
+        <w:t>), чтобы возвращать вектор направления, который будет использоваться для движения персонажа.</w:t>
       </w:r>
     </w:p>
     <w:p>
@@ -8045,12 +8889,14 @@
           <w:szCs w:val="28"/>
         </w:rPr>
       </w:pPr>
+      <w:proofErr w:type="spellStart"/>
       <w:r>
         <w:rPr>
           <w:szCs w:val="28"/>
         </w:rPr>
         <w:t>CharacterInputController</w:t>
       </w:r>
+      <w:proofErr w:type="spellEnd"/>
       <w:r>
         <w:rPr>
           <w:szCs w:val="28"/>
@@ -8061,7 +8907,21 @@
         <w:rPr>
           <w:szCs w:val="28"/>
         </w:rPr>
-        <w:t xml:space="preserve"> вводом пользователя в игре, используя новую систему ввода Unity. Он обрабатывает основные действия, такие как движение, прыжок и дабл-даш, и генерирует соответствующие события.</w:t>
+        <w:t xml:space="preserve"> вводом пользователя в игре, используя новую систему ввода Unity. Он обрабатывает основные действия, такие как движение, прыжок и </w:t>
+      </w:r>
+      <w:proofErr w:type="spellStart"/>
+      <w:r>
+        <w:rPr>
+          <w:szCs w:val="28"/>
+        </w:rPr>
+        <w:t>дабл-даш</w:t>
+      </w:r>
+      <w:proofErr w:type="spellEnd"/>
+      <w:r>
+        <w:rPr>
+          <w:szCs w:val="28"/>
+        </w:rPr>
+        <w:t>, и генерирует соответствующие события.</w:t>
       </w:r>
     </w:p>
     <w:p>
@@ -8082,40 +8942,106 @@
       <w:pPr>
         <w:ind w:firstLine="708"/>
       </w:pPr>
-      <w:r>
-        <w:t>Awake(): Инициализация объекта ввода и его активация при запуске.</w:t>
+      <w:proofErr w:type="spellStart"/>
+      <w:proofErr w:type="gramStart"/>
+      <w:r>
+        <w:t>Awake</w:t>
+      </w:r>
+      <w:proofErr w:type="spellEnd"/>
+      <w:r>
+        <w:t>(</w:t>
+      </w:r>
+      <w:proofErr w:type="gramEnd"/>
+      <w:r>
+        <w:t>): Инициализация объекта ввода и его активация при запуске.</w:t>
       </w:r>
     </w:p>
     <w:p>
       <w:pPr>
         <w:ind w:firstLine="708"/>
       </w:pPr>
-      <w:r>
-        <w:t>OnEnable(): Подписка на события ввода (начало/отмена прыжка и начало даша) при активации объекта.</w:t>
+      <w:proofErr w:type="spellStart"/>
+      <w:proofErr w:type="gramStart"/>
+      <w:r>
+        <w:t>OnEnable</w:t>
+      </w:r>
+      <w:proofErr w:type="spellEnd"/>
+      <w:r>
+        <w:t>(</w:t>
+      </w:r>
+      <w:proofErr w:type="gramEnd"/>
+      <w:r>
+        <w:t xml:space="preserve">): Подписка на события ввода (начало/отмена прыжка и начало </w:t>
+      </w:r>
+      <w:proofErr w:type="spellStart"/>
+      <w:r>
+        <w:t>даша</w:t>
+      </w:r>
+      <w:proofErr w:type="spellEnd"/>
+      <w:r>
+        <w:t>) при активации объекта.</w:t>
       </w:r>
     </w:p>
     <w:p>
       <w:pPr>
         <w:ind w:firstLine="708"/>
       </w:pPr>
-      <w:r>
-        <w:t>OnDisable(): Отписка от событий ввода при деактивации объекта.</w:t>
+      <w:proofErr w:type="spellStart"/>
+      <w:proofErr w:type="gramStart"/>
+      <w:r>
+        <w:t>OnDisable</w:t>
+      </w:r>
+      <w:proofErr w:type="spellEnd"/>
+      <w:r>
+        <w:t>(</w:t>
+      </w:r>
+      <w:proofErr w:type="gramEnd"/>
+      <w:r>
+        <w:t>): Отписка от событий ввода при деактивации объекта.</w:t>
       </w:r>
     </w:p>
     <w:p>
       <w:pPr>
         <w:ind w:firstLine="708"/>
       </w:pPr>
-      <w:r>
-        <w:t>ReadMovement(): Чтение текущего направления движения игрока и сохранение его в переменной _inputDirection.</w:t>
+      <w:proofErr w:type="spellStart"/>
+      <w:proofErr w:type="gramStart"/>
+      <w:r>
+        <w:t>ReadMovement</w:t>
+      </w:r>
+      <w:proofErr w:type="spellEnd"/>
+      <w:r>
+        <w:t>(</w:t>
+      </w:r>
+      <w:proofErr w:type="gramEnd"/>
+      <w:r>
+        <w:t>): Чтение текущего направления движения игрока и сохранение его в переменной _</w:t>
+      </w:r>
+      <w:proofErr w:type="spellStart"/>
+      <w:r>
+        <w:t>inputDirection</w:t>
+      </w:r>
+      <w:proofErr w:type="spellEnd"/>
+      <w:r>
+        <w:t>.</w:t>
       </w:r>
     </w:p>
     <w:p>
       <w:pPr>
         <w:ind w:firstLine="708"/>
       </w:pPr>
-      <w:r>
-        <w:t>GetInput(): Возвращает текущее направление ввода.\</w:t>
+      <w:proofErr w:type="spellStart"/>
+      <w:proofErr w:type="gramStart"/>
+      <w:r>
+        <w:t>GetInput</w:t>
+      </w:r>
+      <w:proofErr w:type="spellEnd"/>
+      <w:r>
+        <w:t>(</w:t>
+      </w:r>
+      <w:proofErr w:type="gramEnd"/>
+      <w:r>
+        <w:t>): Возвращает текущее направление ввода.</w:t>
       </w:r>
     </w:p>
     <w:p>
@@ -8172,6 +9098,7 @@
       <w:r>
         <w:t xml:space="preserve">Класс </w:t>
       </w:r>
+      <w:proofErr w:type="spellStart"/>
       <w:r>
         <w:rPr>
           <w:b/>
@@ -8179,6 +9106,7 @@
         </w:rPr>
         <w:t>StateMachine</w:t>
       </w:r>
+      <w:proofErr w:type="spellEnd"/>
       <w:r>
         <w:t xml:space="preserve"> управляет состояниями в игре, обеспечивая переходы и хранение текущего и предыдущего состояний. Для этого реализованы следующие методы</w:t>
       </w:r>
@@ -8195,8 +9123,23 @@
         </w:numPr>
         <w:ind w:left="709" w:firstLine="425"/>
       </w:pPr>
-      <w:r>
-        <w:t>EnterIn&lt;TState&gt;() – метод, отвечающий за переход в новое состояние. Проверяет наличие состояния в словаре возможных состояний. Если состояние найдено, сохраняет текущее состояние в предыдущее, вызывая завершение текущего состояния, и устанавливает новое состояние</w:t>
+      <w:proofErr w:type="spellStart"/>
+      <w:proofErr w:type="gramStart"/>
+      <w:r>
+        <w:t>EnterIn</w:t>
+      </w:r>
+      <w:proofErr w:type="spellEnd"/>
+      <w:r>
+        <w:t>&lt;</w:t>
+      </w:r>
+      <w:proofErr w:type="spellStart"/>
+      <w:proofErr w:type="gramEnd"/>
+      <w:r>
+        <w:t>TState</w:t>
+      </w:r>
+      <w:proofErr w:type="spellEnd"/>
+      <w:r>
+        <w:t>&gt;() – метод, отвечающий за переход в новое состояние. Проверяет наличие состояния в словаре возможных состояний. Если состояние найдено, сохраняет текущее состояние в предыдущее, вызывая завершение текущего состояния, и устанавливает новое состояние</w:t>
       </w:r>
       <w:r>
         <w:t xml:space="preserve">, </w:t>
@@ -8218,9 +9161,15 @@
       <w:r>
         <w:t xml:space="preserve">От данного класса наследуется класс </w:t>
       </w:r>
-      <w:r>
+      <w:proofErr w:type="spellStart"/>
+      <w:r>
+        <w:rPr>
+          <w:b/>
+          <w:bCs/>
+        </w:rPr>
         <w:t>PlayerStateMachine</w:t>
       </w:r>
+      <w:proofErr w:type="spellEnd"/>
       <w:r>
         <w:t>. Он отвечает за управление состояниями исключительно персонажа. Для этого реализованы следующие методы:</w:t>
       </w:r>
@@ -8234,8 +9183,66 @@
         </w:numPr>
         <w:ind w:left="709" w:firstLine="425"/>
       </w:pPr>
-      <w:r>
-        <w:t>Awake() – метод, инициализирующий состояния. Создает и заполняет словарь возможных состояний персонажа, таких как GroundedState, JumpingState, FallingState и DashState, связывая их с текущим экземпляром PlayerStateMachine и ссылкой на PlayerMovement.</w:t>
+      <w:proofErr w:type="spellStart"/>
+      <w:proofErr w:type="gramStart"/>
+      <w:r>
+        <w:t>Awake</w:t>
+      </w:r>
+      <w:proofErr w:type="spellEnd"/>
+      <w:r>
+        <w:t>(</w:t>
+      </w:r>
+      <w:proofErr w:type="gramEnd"/>
+      <w:r>
+        <w:t xml:space="preserve">) – метод, инициализирующий состояния. Создает и заполняет словарь возможных состояний персонажа, таких как </w:t>
+      </w:r>
+      <w:proofErr w:type="spellStart"/>
+      <w:r>
+        <w:t>GroundedState</w:t>
+      </w:r>
+      <w:proofErr w:type="spellEnd"/>
+      <w:r>
+        <w:t xml:space="preserve">, </w:t>
+      </w:r>
+      <w:proofErr w:type="spellStart"/>
+      <w:r>
+        <w:t>JumpingState</w:t>
+      </w:r>
+      <w:proofErr w:type="spellEnd"/>
+      <w:r>
+        <w:t xml:space="preserve">, </w:t>
+      </w:r>
+      <w:proofErr w:type="spellStart"/>
+      <w:r>
+        <w:t>FallingState</w:t>
+      </w:r>
+      <w:proofErr w:type="spellEnd"/>
+      <w:r>
+        <w:t xml:space="preserve"> и </w:t>
+      </w:r>
+      <w:proofErr w:type="spellStart"/>
+      <w:r>
+        <w:t>DashState</w:t>
+      </w:r>
+      <w:proofErr w:type="spellEnd"/>
+      <w:r>
+        <w:t xml:space="preserve">, связывая их с текущим экземпляром </w:t>
+      </w:r>
+      <w:proofErr w:type="spellStart"/>
+      <w:r>
+        <w:t>PlayerStateMachine</w:t>
+      </w:r>
+      <w:proofErr w:type="spellEnd"/>
+      <w:r>
+        <w:t xml:space="preserve"> и ссылкой на </w:t>
+      </w:r>
+      <w:proofErr w:type="spellStart"/>
+      <w:r>
+        <w:t>PlayerMovement</w:t>
+      </w:r>
+      <w:proofErr w:type="spellEnd"/>
+      <w:r>
+        <w:t>.</w:t>
       </w:r>
     </w:p>
     <w:p>
@@ -8247,21 +9254,27 @@
         </w:numPr>
         <w:ind w:left="567" w:firstLine="426"/>
       </w:pPr>
+      <w:proofErr w:type="spellStart"/>
+      <w:proofErr w:type="gramStart"/>
       <w:r>
         <w:rPr>
           <w:lang w:val="en-US"/>
         </w:rPr>
         <w:t>SetPlayer</w:t>
       </w:r>
+      <w:proofErr w:type="spellEnd"/>
       <w:r>
         <w:t>(</w:t>
       </w:r>
+      <w:proofErr w:type="spellStart"/>
+      <w:proofErr w:type="gramEnd"/>
       <w:r>
         <w:rPr>
           <w:lang w:val="en-US"/>
         </w:rPr>
         <w:t>PlayerMovement</w:t>
       </w:r>
+      <w:proofErr w:type="spellEnd"/>
       <w:r>
         <w:t xml:space="preserve"> </w:t>
       </w:r>
@@ -8275,7 +9288,15 @@
         <w:t xml:space="preserve">) </w:t>
       </w:r>
       <w:r>
-        <w:t>- метод, который сохраняет ссылку на объект PlayerMovement, позволяя состояниям взаимодействовать с логикой движения персонажа.</w:t>
+        <w:t xml:space="preserve">- метод, который сохраняет ссылку на объект </w:t>
+      </w:r>
+      <w:proofErr w:type="spellStart"/>
+      <w:r>
+        <w:t>PlayerMovement</w:t>
+      </w:r>
+      <w:proofErr w:type="spellEnd"/>
+      <w:r>
+        <w:t>, позволяя состояниям взаимодействовать с логикой движения персонажа.</w:t>
       </w:r>
     </w:p>
     <w:p>
@@ -8314,6 +9335,7 @@
           <w:numId w:val="44"/>
         </w:numPr>
       </w:pPr>
+      <w:proofErr w:type="gramStart"/>
       <w:r>
         <w:rPr>
           <w:lang w:val="en-US"/>
@@ -8323,26 +9345,39 @@
       <w:r>
         <w:t>(</w:t>
       </w:r>
+      <w:proofErr w:type="spellStart"/>
+      <w:proofErr w:type="gramEnd"/>
       <w:r>
         <w:rPr>
           <w:lang w:val="en-US"/>
         </w:rPr>
         <w:t>StateMachine</w:t>
       </w:r>
+      <w:proofErr w:type="spellEnd"/>
       <w:r>
         <w:t xml:space="preserve"> </w:t>
       </w:r>
+      <w:proofErr w:type="spellStart"/>
       <w:r>
         <w:rPr>
           <w:lang w:val="en-US"/>
         </w:rPr>
         <w:t>stateMachine</w:t>
       </w:r>
+      <w:proofErr w:type="spellEnd"/>
       <w:r>
         <w:t>)</w:t>
       </w:r>
       <w:r>
-        <w:t xml:space="preserve"> – метод инициализирует новое состояние, принимая ссылку на экземпляр StateMachine, с которым оно будет связано.</w:t>
+        <w:t xml:space="preserve"> – метод инициализирует новое состояние, принимая ссылку на экземпляр </w:t>
+      </w:r>
+      <w:proofErr w:type="spellStart"/>
+      <w:r>
+        <w:t>StateMachine</w:t>
+      </w:r>
+      <w:proofErr w:type="spellEnd"/>
+      <w:r>
+        <w:t>, с которым оно будет связано.</w:t>
       </w:r>
     </w:p>
     <w:p>
@@ -8353,8 +9388,13 @@
           <w:numId w:val="44"/>
         </w:numPr>
       </w:pPr>
-      <w:r>
-        <w:t xml:space="preserve">Enter() - метод, который вызывается, когда состояние становится текущим. </w:t>
+      <w:proofErr w:type="gramStart"/>
+      <w:r>
+        <w:t>Enter(</w:t>
+      </w:r>
+      <w:proofErr w:type="gramEnd"/>
+      <w:r>
+        <w:t xml:space="preserve">) - метод, который вызывается, когда состояние становится текущим. </w:t>
       </w:r>
     </w:p>
     <w:p>
@@ -8365,9 +9405,19 @@
           <w:numId w:val="44"/>
         </w:numPr>
       </w:pPr>
+      <w:proofErr w:type="spellStart"/>
+      <w:proofErr w:type="gramStart"/>
       <w:r>
         <w:lastRenderedPageBreak/>
-        <w:t xml:space="preserve">Exit() - метод, который вызывается, когда состояние перестает быть текущим. </w:t>
+        <w:t>Exit</w:t>
+      </w:r>
+      <w:proofErr w:type="spellEnd"/>
+      <w:r>
+        <w:t>(</w:t>
+      </w:r>
+      <w:proofErr w:type="gramEnd"/>
+      <w:r>
+        <w:t xml:space="preserve">) - метод, который вызывается, когда состояние перестает быть текущим. </w:t>
       </w:r>
     </w:p>
     <w:p>
@@ -8378,8 +9428,13 @@
           <w:numId w:val="44"/>
         </w:numPr>
       </w:pPr>
-      <w:r>
-        <w:t>Update() - метод, который может быть вызван каждый кадр. Обычно используется для обновления состояния.</w:t>
+      <w:proofErr w:type="gramStart"/>
+      <w:r>
+        <w:t>Update(</w:t>
+      </w:r>
+      <w:proofErr w:type="gramEnd"/>
+      <w:r>
+        <w:t>) - метод, который может быть вызван каждый кадр. Обычно используется для обновления состояния.</w:t>
       </w:r>
     </w:p>
     <w:p>
@@ -8390,8 +9445,18 @@
           <w:numId w:val="44"/>
         </w:numPr>
       </w:pPr>
-      <w:r>
-        <w:t xml:space="preserve">LogicUpdate() - метод, который может быть вызван для выполнения специфичной логики в зависимости от состояния. </w:t>
+      <w:proofErr w:type="spellStart"/>
+      <w:proofErr w:type="gramStart"/>
+      <w:r>
+        <w:t>LogicUpdate</w:t>
+      </w:r>
+      <w:proofErr w:type="spellEnd"/>
+      <w:r>
+        <w:t>(</w:t>
+      </w:r>
+      <w:proofErr w:type="gramEnd"/>
+      <w:r>
+        <w:t xml:space="preserve">) - метод, который может быть вызван для выполнения специфичной логики в зависимости от состояния. </w:t>
       </w:r>
     </w:p>
     <w:p>
@@ -8408,11 +9473,20 @@
         <w:t xml:space="preserve"> </w:t>
       </w:r>
       <w:r>
-        <w:t>наследуется класс к</w:t>
-      </w:r>
-      <w:r>
-        <w:t xml:space="preserve">ласс </w:t>
-      </w:r>
+        <w:t xml:space="preserve">наследуется класс </w:t>
+      </w:r>
+      <w:proofErr w:type="spellStart"/>
+      <w:r>
+        <w:t>к</w:t>
+      </w:r>
+      <w:r>
+        <w:t>ласс</w:t>
+      </w:r>
+      <w:proofErr w:type="spellEnd"/>
+      <w:r>
+        <w:t xml:space="preserve"> </w:t>
+      </w:r>
+      <w:proofErr w:type="spellStart"/>
       <w:r>
         <w:rPr>
           <w:b/>
@@ -8420,8 +9494,14 @@
         </w:rPr>
         <w:t>PlayerState</w:t>
       </w:r>
-      <w:r>
-        <w:t xml:space="preserve">. </w:t>
+      <w:proofErr w:type="spellEnd"/>
+      <w:proofErr w:type="gramStart"/>
+      <w:r>
+        <w:t>.</w:t>
+      </w:r>
+      <w:proofErr w:type="gramEnd"/>
+      <w:r>
+        <w:t xml:space="preserve"> </w:t>
       </w:r>
       <w:r>
         <w:t>и предоставляет специфичное поведение для состояний, связанных с движением игрока.</w:t>
@@ -8441,16 +9521,82 @@
           <w:numId w:val="45"/>
         </w:numPr>
       </w:pPr>
+      <w:proofErr w:type="spellStart"/>
+      <w:proofErr w:type="gramStart"/>
       <w:r>
         <w:rPr>
           <w:lang w:val="en-US"/>
         </w:rPr>
-        <w:t xml:space="preserve">PlayerState(StateMachine stateMachine, PlayerMovement playerMovement) </w:t>
-      </w:r>
+        <w:t>PlayerState</w:t>
+      </w:r>
+      <w:proofErr w:type="spellEnd"/>
       <w:r>
         <w:rPr>
           <w:lang w:val="en-US"/>
         </w:rPr>
+        <w:t>(</w:t>
+      </w:r>
+      <w:proofErr w:type="spellStart"/>
+      <w:proofErr w:type="gramEnd"/>
+      <w:r>
+        <w:rPr>
+          <w:lang w:val="en-US"/>
+        </w:rPr>
+        <w:t>StateMachine</w:t>
+      </w:r>
+      <w:proofErr w:type="spellEnd"/>
+      <w:r>
+        <w:rPr>
+          <w:lang w:val="en-US"/>
+        </w:rPr>
+        <w:t xml:space="preserve"> </w:t>
+      </w:r>
+      <w:proofErr w:type="spellStart"/>
+      <w:r>
+        <w:rPr>
+          <w:lang w:val="en-US"/>
+        </w:rPr>
+        <w:t>stateMachine</w:t>
+      </w:r>
+      <w:proofErr w:type="spellEnd"/>
+      <w:r>
+        <w:rPr>
+          <w:lang w:val="en-US"/>
+        </w:rPr>
+        <w:t xml:space="preserve">, </w:t>
+      </w:r>
+      <w:proofErr w:type="spellStart"/>
+      <w:r>
+        <w:rPr>
+          <w:lang w:val="en-US"/>
+        </w:rPr>
+        <w:t>PlayerMovement</w:t>
+      </w:r>
+      <w:proofErr w:type="spellEnd"/>
+      <w:r>
+        <w:rPr>
+          <w:lang w:val="en-US"/>
+        </w:rPr>
+        <w:t xml:space="preserve"> </w:t>
+      </w:r>
+      <w:proofErr w:type="spellStart"/>
+      <w:r>
+        <w:rPr>
+          <w:lang w:val="en-US"/>
+        </w:rPr>
+        <w:t>playerMovement</w:t>
+      </w:r>
+      <w:proofErr w:type="spellEnd"/>
+      <w:r>
+        <w:rPr>
+          <w:lang w:val="en-US"/>
+        </w:rPr>
+        <w:t xml:space="preserve">) </w:t>
+      </w:r>
+      <w:r>
+        <w:rPr>
+          <w:lang w:val="en-US"/>
+        </w:rPr>
         <w:t>–</w:t>
       </w:r>
       <w:r>
@@ -8520,7 +9666,21 @@
         <w:rPr>
           <w:lang w:val="en-US"/>
         </w:rPr>
-        <w:t xml:space="preserve"> StateMachine </w:t>
+        <w:t xml:space="preserve"> </w:t>
+      </w:r>
+      <w:proofErr w:type="spellStart"/>
+      <w:r>
+        <w:rPr>
+          <w:lang w:val="en-US"/>
+        </w:rPr>
+        <w:t>StateMachine</w:t>
+      </w:r>
+      <w:proofErr w:type="spellEnd"/>
+      <w:r>
+        <w:rPr>
+          <w:lang w:val="en-US"/>
+        </w:rPr>
+        <w:t xml:space="preserve"> </w:t>
       </w:r>
       <w:r>
         <w:t>и</w:t>
@@ -8529,10 +9689,32 @@
         <w:rPr>
           <w:lang w:val="en-US"/>
         </w:rPr>
-        <w:t xml:space="preserve"> PlayerMovement. </w:t>
-      </w:r>
-      <w:r>
-        <w:t>Сохраняет ссылку на объект PlayerMovement, чтобы взаимодействовать с его логикой.</w:t>
+        <w:t xml:space="preserve"> </w:t>
+      </w:r>
+      <w:proofErr w:type="spellStart"/>
+      <w:r>
+        <w:rPr>
+          <w:lang w:val="en-US"/>
+        </w:rPr>
+        <w:t>PlayerMovement</w:t>
+      </w:r>
+      <w:proofErr w:type="spellEnd"/>
+      <w:r>
+        <w:rPr>
+          <w:lang w:val="en-US"/>
+        </w:rPr>
+        <w:t xml:space="preserve">. </w:t>
+      </w:r>
+      <w:r>
+        <w:t xml:space="preserve">Сохраняет ссылку на объект </w:t>
+      </w:r>
+      <w:proofErr w:type="spellStart"/>
+      <w:r>
+        <w:t>PlayerMovement</w:t>
+      </w:r>
+      <w:proofErr w:type="spellEnd"/>
+      <w:r>
+        <w:t>, чтобы взаимодействовать с его логикой.</w:t>
       </w:r>
     </w:p>
     <w:p>
@@ -8543,8 +9725,13 @@
           <w:numId w:val="45"/>
         </w:numPr>
       </w:pPr>
-      <w:r>
-        <w:t>Update() -  метод о</w:t>
+      <w:proofErr w:type="gramStart"/>
+      <w:r>
+        <w:t>Update(</w:t>
+      </w:r>
+      <w:proofErr w:type="gramEnd"/>
+      <w:r>
+        <w:t>) -  метод о</w:t>
       </w:r>
       <w:r>
         <w:t>бработк</w:t>
@@ -8564,8 +9751,18 @@
           <w:numId w:val="45"/>
         </w:numPr>
       </w:pPr>
-      <w:r>
-        <w:t xml:space="preserve">CheckCollision() – метод совершает проверку на столкновение. </w:t>
+      <w:proofErr w:type="spellStart"/>
+      <w:proofErr w:type="gramStart"/>
+      <w:r>
+        <w:t>CheckCollision</w:t>
+      </w:r>
+      <w:proofErr w:type="spellEnd"/>
+      <w:r>
+        <w:t>(</w:t>
+      </w:r>
+      <w:proofErr w:type="gramEnd"/>
+      <w:r>
+        <w:t xml:space="preserve">) – метод совершает проверку на столкновение. </w:t>
       </w:r>
     </w:p>
     <w:p>
@@ -8576,8 +9773,18 @@
           <w:numId w:val="45"/>
         </w:numPr>
       </w:pPr>
-      <w:r>
-        <w:t>CheckGround() – метод, проверяющий, находится ли персонаж на земле.</w:t>
+      <w:proofErr w:type="spellStart"/>
+      <w:proofErr w:type="gramStart"/>
+      <w:r>
+        <w:t>CheckGround</w:t>
+      </w:r>
+      <w:proofErr w:type="spellEnd"/>
+      <w:r>
+        <w:t>(</w:t>
+      </w:r>
+      <w:proofErr w:type="gramEnd"/>
+      <w:r>
+        <w:t>) – метод, проверяющий, находится ли персонаж на земле.</w:t>
       </w:r>
     </w:p>
     <w:p>
@@ -8590,9 +9797,11 @@
       <w:r>
         <w:t xml:space="preserve">методов класса </w:t>
       </w:r>
+      <w:proofErr w:type="spellStart"/>
       <w:r>
         <w:t>PlayerState</w:t>
       </w:r>
+      <w:proofErr w:type="spellEnd"/>
       <w:r>
         <w:t xml:space="preserve"> реализуются классы конкретных состояний, позволяющие определить поведение объекта:</w:t>
       </w:r>
@@ -8606,6 +9815,7 @@
         </w:numPr>
         <w:ind w:left="709" w:hanging="425"/>
       </w:pPr>
+      <w:proofErr w:type="spellStart"/>
       <w:r>
         <w:rPr>
           <w:b/>
@@ -8613,6 +9823,7 @@
         </w:rPr>
         <w:t>ManualMovementState</w:t>
       </w:r>
+      <w:proofErr w:type="spellEnd"/>
       <w:r>
         <w:t xml:space="preserve">. </w:t>
       </w:r>
@@ -8647,6 +9858,7 @@
         </w:numPr>
         <w:ind w:left="709" w:hanging="425"/>
       </w:pPr>
+      <w:proofErr w:type="spellStart"/>
       <w:r>
         <w:rPr>
           <w:b/>
@@ -8654,11 +9866,20 @@
         </w:rPr>
         <w:t>GravityState</w:t>
       </w:r>
+      <w:proofErr w:type="spellEnd"/>
       <w:r>
         <w:t>. У</w:t>
       </w:r>
       <w:r>
-        <w:t>правляет логикой движения персонажа под действием гравитации. Он наследует от ManualMovementState и обрабатывает состояния, связанные с падением и прыжками.</w:t>
+        <w:t xml:space="preserve">правляет логикой движения персонажа под действием гравитации. Он наследует от </w:t>
+      </w:r>
+      <w:proofErr w:type="spellStart"/>
+      <w:r>
+        <w:t>ManualMovementState</w:t>
+      </w:r>
+      <w:proofErr w:type="spellEnd"/>
+      <w:r>
+        <w:t xml:space="preserve"> и обрабатывает состояния, связанные с падением и прыжками.</w:t>
       </w:r>
     </w:p>
     <w:p>
@@ -8670,6 +9891,7 @@
         </w:numPr>
         <w:ind w:left="709" w:hanging="425"/>
       </w:pPr>
+      <w:proofErr w:type="spellStart"/>
       <w:r>
         <w:rPr>
           <w:b/>
@@ -8677,6 +9899,7 @@
         </w:rPr>
         <w:t>JumpingState</w:t>
       </w:r>
+      <w:proofErr w:type="spellEnd"/>
       <w:r>
         <w:t>. У</w:t>
       </w:r>
@@ -8687,7 +9910,15 @@
         <w:t>ся</w:t>
       </w:r>
       <w:r>
-        <w:t xml:space="preserve"> от GravityState и реализует поведение, связанное с выполнением прыжка.</w:t>
+        <w:t xml:space="preserve"> от </w:t>
+      </w:r>
+      <w:proofErr w:type="spellStart"/>
+      <w:r>
+        <w:t>GravityState</w:t>
+      </w:r>
+      <w:proofErr w:type="spellEnd"/>
+      <w:r>
+        <w:t xml:space="preserve"> и реализует поведение, связанное с выполнением прыжка.</w:t>
       </w:r>
     </w:p>
     <w:p>
@@ -8699,6 +9930,7 @@
         </w:numPr>
         <w:ind w:left="709" w:hanging="425"/>
       </w:pPr>
+      <w:proofErr w:type="spellStart"/>
       <w:r>
         <w:rPr>
           <w:b/>
@@ -8706,6 +9938,7 @@
         </w:rPr>
         <w:t>GroundedState</w:t>
       </w:r>
+      <w:proofErr w:type="spellEnd"/>
       <w:r>
         <w:t>. У</w:t>
       </w:r>
@@ -8716,7 +9949,15 @@
         <w:t>ся</w:t>
       </w:r>
       <w:r>
-        <w:t xml:space="preserve"> от ManualMovementState и обрабатывает переходы между состояниями, связанными с движением и прыжками.</w:t>
+        <w:t xml:space="preserve"> от </w:t>
+      </w:r>
+      <w:proofErr w:type="spellStart"/>
+      <w:r>
+        <w:t>ManualMovementState</w:t>
+      </w:r>
+      <w:proofErr w:type="spellEnd"/>
+      <w:r>
+        <w:t xml:space="preserve"> и обрабатывает переходы между состояниями, связанными с движением и прыжками.</w:t>
       </w:r>
     </w:p>
     <w:p>
@@ -8728,6 +9969,7 @@
         </w:numPr>
         <w:ind w:left="709" w:hanging="425"/>
       </w:pPr>
+      <w:proofErr w:type="spellStart"/>
       <w:r>
         <w:rPr>
           <w:b/>
@@ -8736,6 +9978,7 @@
         <w:lastRenderedPageBreak/>
         <w:t>FallingState</w:t>
       </w:r>
+      <w:proofErr w:type="spellEnd"/>
       <w:r>
         <w:t>. У</w:t>
       </w:r>
@@ -8746,7 +9989,15 @@
         <w:t>ся</w:t>
       </w:r>
       <w:r>
-        <w:t xml:space="preserve"> от GravityState и определяет поведение персонажа во время падения</w:t>
+        <w:t xml:space="preserve"> от </w:t>
+      </w:r>
+      <w:proofErr w:type="spellStart"/>
+      <w:r>
+        <w:t>GravityState</w:t>
+      </w:r>
+      <w:proofErr w:type="spellEnd"/>
+      <w:r>
+        <w:t xml:space="preserve"> и определяет поведение персонажа во время падения</w:t>
       </w:r>
     </w:p>
     <w:p>
@@ -8762,6 +10013,7 @@
           <w:bCs/>
         </w:rPr>
       </w:pPr>
+      <w:proofErr w:type="spellStart"/>
       <w:r>
         <w:rPr>
           <w:b/>
@@ -8769,6 +10021,7 @@
         </w:rPr>
         <w:t>DashState</w:t>
       </w:r>
+      <w:proofErr w:type="spellEnd"/>
       <w:r>
         <w:t xml:space="preserve">. </w:t>
       </w:r>
@@ -8776,13 +10029,37 @@
         <w:t>У</w:t>
       </w:r>
       <w:r>
-        <w:t>правляет логикой выполнения даша персонажа. Он наследует</w:t>
+        <w:t xml:space="preserve">правляет логикой выполнения </w:t>
+      </w:r>
+      <w:proofErr w:type="spellStart"/>
+      <w:r>
+        <w:t>даша</w:t>
+      </w:r>
+      <w:proofErr w:type="spellEnd"/>
+      <w:r>
+        <w:t xml:space="preserve"> персонажа. Он наследует</w:t>
       </w:r>
       <w:r>
         <w:t>ся</w:t>
       </w:r>
       <w:r>
-        <w:t xml:space="preserve"> от PlayerState и определяет поведение во время дашевого движения.</w:t>
+        <w:t xml:space="preserve"> от </w:t>
+      </w:r>
+      <w:proofErr w:type="spellStart"/>
+      <w:r>
+        <w:t>PlayerState</w:t>
+      </w:r>
+      <w:proofErr w:type="spellEnd"/>
+      <w:r>
+        <w:t xml:space="preserve"> и определяет поведение во время </w:t>
+      </w:r>
+      <w:proofErr w:type="spellStart"/>
+      <w:r>
+        <w:t>дашевого</w:t>
+      </w:r>
+      <w:proofErr w:type="spellEnd"/>
+      <w:r>
+        <w:t xml:space="preserve"> движения.</w:t>
       </w:r>
     </w:p>
     <w:p>
@@ -8805,6 +10082,7 @@
       <w:r>
         <w:t xml:space="preserve">Класс </w:t>
       </w:r>
+      <w:proofErr w:type="spellStart"/>
       <w:r>
         <w:rPr>
           <w:b/>
@@ -8812,6 +10090,7 @@
         </w:rPr>
         <w:t>PlayerMovement</w:t>
       </w:r>
+      <w:proofErr w:type="spellEnd"/>
       <w:r>
         <w:t xml:space="preserve"> отвечает за управление движением и поведением персонажа в игре. Он взаимодействует с системой ввода и конечным автоматом состояний, обеспечивая плавное управление и переходы между различными состояниями персонажа. Для этого реализованы следующие методы:</w:t>
       </w:r>
@@ -8820,8 +10099,18 @@
       <w:pPr>
         <w:ind w:firstLine="708"/>
       </w:pPr>
-      <w:r>
-        <w:t>Awake()</w:t>
+      <w:proofErr w:type="spellStart"/>
+      <w:proofErr w:type="gramStart"/>
+      <w:r>
+        <w:t>Awake</w:t>
+      </w:r>
+      <w:proofErr w:type="spellEnd"/>
+      <w:r>
+        <w:t>(</w:t>
+      </w:r>
+      <w:proofErr w:type="gramEnd"/>
+      <w:r>
+        <w:t>)</w:t>
       </w:r>
       <w:r>
         <w:t xml:space="preserve"> –  </w:t>
@@ -8846,36 +10135,88 @@
       <w:pPr>
         <w:ind w:firstLine="708"/>
       </w:pPr>
-      <w:r>
-        <w:t xml:space="preserve">Start() </w:t>
+      <w:proofErr w:type="gramStart"/>
+      <w:r>
+        <w:t>Start(</w:t>
+      </w:r>
+      <w:proofErr w:type="gramEnd"/>
+      <w:r>
+        <w:t xml:space="preserve">) </w:t>
       </w:r>
       <w:r>
         <w:t xml:space="preserve">– </w:t>
       </w:r>
       <w:r>
-        <w:t xml:space="preserve"> метод, который вызывается после Awake(), инициализирует состояние персонажа, переходя в GroundedState.</w:t>
+        <w:t xml:space="preserve"> метод, который вызывается после </w:t>
+      </w:r>
+      <w:proofErr w:type="spellStart"/>
+      <w:r>
+        <w:t>Awake</w:t>
+      </w:r>
+      <w:proofErr w:type="spellEnd"/>
+      <w:r>
+        <w:t xml:space="preserve">(), инициализирует состояние персонажа, переходя в </w:t>
+      </w:r>
+      <w:proofErr w:type="spellStart"/>
+      <w:r>
+        <w:t>GroundedState</w:t>
+      </w:r>
+      <w:proofErr w:type="spellEnd"/>
+      <w:r>
+        <w:t>.</w:t>
       </w:r>
     </w:p>
     <w:p>
       <w:pPr>
         <w:ind w:firstLine="708"/>
       </w:pPr>
-      <w:r>
-        <w:t xml:space="preserve">Update() </w:t>
+      <w:proofErr w:type="gramStart"/>
+      <w:r>
+        <w:t>Update(</w:t>
+      </w:r>
+      <w:proofErr w:type="gramEnd"/>
+      <w:r>
+        <w:t xml:space="preserve">) </w:t>
       </w:r>
       <w:r>
         <w:t xml:space="preserve">– </w:t>
       </w:r>
       <w:r>
-        <w:t xml:space="preserve"> метод, который вызывается каждый кадр. Он обновляет вектор ввода, получая его из контроллера ввода, и проверяет изменение направления движения. Также вызывает методы Update() и LogicUpdate() для текущего состояния из машины состояний.</w:t>
+        <w:t xml:space="preserve"> метод, который вызывается каждый кадр. Он обновляет вектор ввода, получая его из контроллера ввода, и проверяет изменение направления движения. Также вызывает методы </w:t>
+      </w:r>
+      <w:proofErr w:type="gramStart"/>
+      <w:r>
+        <w:t>Update(</w:t>
+      </w:r>
+      <w:proofErr w:type="gramEnd"/>
+      <w:r>
+        <w:t xml:space="preserve">) и </w:t>
+      </w:r>
+      <w:proofErr w:type="spellStart"/>
+      <w:r>
+        <w:t>LogicUpdate</w:t>
+      </w:r>
+      <w:proofErr w:type="spellEnd"/>
+      <w:r>
+        <w:t>() для текущего состояния из машины состояний.</w:t>
       </w:r>
     </w:p>
     <w:p>
       <w:pPr>
         <w:ind w:firstLine="708"/>
       </w:pPr>
-      <w:r>
-        <w:t xml:space="preserve">LateUpdate() </w:t>
+      <w:proofErr w:type="spellStart"/>
+      <w:proofErr w:type="gramStart"/>
+      <w:r>
+        <w:t>LateUpdate</w:t>
+      </w:r>
+      <w:proofErr w:type="spellEnd"/>
+      <w:r>
+        <w:t>(</w:t>
+      </w:r>
+      <w:proofErr w:type="gramEnd"/>
+      <w:r>
+        <w:t xml:space="preserve">) </w:t>
       </w:r>
       <w:r>
         <w:t xml:space="preserve">– </w:t>
@@ -8887,21 +10228,71 @@
         <w:t>метод с</w:t>
       </w:r>
       <w:r>
-        <w:t>брасывает флаги Jump и Dash, чтобы подготовиться к следующему кадру.</w:t>
+        <w:t xml:space="preserve">брасывает флаги </w:t>
+      </w:r>
+      <w:proofErr w:type="spellStart"/>
+      <w:r>
+        <w:t>Jump</w:t>
+      </w:r>
+      <w:proofErr w:type="spellEnd"/>
+      <w:r>
+        <w:t xml:space="preserve"> и </w:t>
+      </w:r>
+      <w:proofErr w:type="spellStart"/>
+      <w:r>
+        <w:t>Dash</w:t>
+      </w:r>
+      <w:proofErr w:type="spellEnd"/>
+      <w:r>
+        <w:t>, чтобы подготовиться к следующему кадру.</w:t>
       </w:r>
     </w:p>
     <w:p>
       <w:pPr>
         <w:ind w:firstLine="708"/>
       </w:pPr>
-      <w:r>
-        <w:t xml:space="preserve">OnEnable() </w:t>
+      <w:proofErr w:type="spellStart"/>
+      <w:proofErr w:type="gramStart"/>
+      <w:r>
+        <w:t>OnEnable</w:t>
+      </w:r>
+      <w:proofErr w:type="spellEnd"/>
+      <w:r>
+        <w:t>(</w:t>
+      </w:r>
+      <w:proofErr w:type="gramEnd"/>
+      <w:r>
+        <w:t xml:space="preserve">) </w:t>
       </w:r>
       <w:r>
         <w:t xml:space="preserve">– </w:t>
       </w:r>
       <w:r>
-        <w:t xml:space="preserve"> метод, который подписывает обработчики на события ввода. Он устанавливает флаги Jump и JumpEndedEarly при начале и отмене прыжка, а также флаг Dash при активации </w:t>
+        <w:t xml:space="preserve"> метод, который подписывает обработчики на события ввода. Он устанавливает флаги </w:t>
+      </w:r>
+      <w:proofErr w:type="spellStart"/>
+      <w:r>
+        <w:t>Jump</w:t>
+      </w:r>
+      <w:proofErr w:type="spellEnd"/>
+      <w:r>
+        <w:t xml:space="preserve"> и </w:t>
+      </w:r>
+      <w:proofErr w:type="spellStart"/>
+      <w:r>
+        <w:t>JumpEndedEarly</w:t>
+      </w:r>
+      <w:proofErr w:type="spellEnd"/>
+      <w:r>
+        <w:t xml:space="preserve"> при начале и отмене прыжка, а также флаг </w:t>
+      </w:r>
+      <w:proofErr w:type="spellStart"/>
+      <w:r>
+        <w:t>Dash</w:t>
+      </w:r>
+      <w:proofErr w:type="spellEnd"/>
+      <w:r>
+        <w:t xml:space="preserve"> при активации </w:t>
       </w:r>
       <w:r>
         <w:t>рывка</w:t>
@@ -8915,7 +10306,15 @@
         <w:ind w:firstLine="708"/>
       </w:pPr>
       <w:r>
-        <w:t>Класс PlayerMovement обеспечивает взаимодействие между вводом пользователя и логикой состояния персонажа, позволяя управлять движением, прыжками и другими действиями, что является основой игрового процесса.</w:t>
+        <w:t xml:space="preserve">Класс </w:t>
+      </w:r>
+      <w:proofErr w:type="spellStart"/>
+      <w:r>
+        <w:t>PlayerMovement</w:t>
+      </w:r>
+      <w:proofErr w:type="spellEnd"/>
+      <w:r>
+        <w:t xml:space="preserve"> обеспечивает взаимодействие между вводом пользователя и логикой состояния персонажа, позволяя управлять движением, прыжками и другими действиями, что является основой игрового процесса.</w:t>
       </w:r>
     </w:p>
     <w:p>
@@ -8939,6 +10338,7 @@
       <w:r>
         <w:t xml:space="preserve">Класс </w:t>
       </w:r>
+      <w:proofErr w:type="spellStart"/>
       <w:r>
         <w:rPr>
           <w:b/>
@@ -8946,43 +10346,87 @@
         </w:rPr>
         <w:t>PlayerConfig</w:t>
       </w:r>
-      <w:r>
-        <w:t xml:space="preserve"> представляет собой ScriptableObject, который используется для хранения настроек и параметров персонажа в игре. Он позволяет легко настраивать и управлять характеристиками персонажа, не внося изменения непосредственно в код. Описание полей:</w:t>
-      </w:r>
-    </w:p>
-    <w:p>
-      <w:r>
-        <w:t>MaxSpeed - максимальная скорость движения персонажа.</w:t>
-      </w:r>
-    </w:p>
-    <w:p>
-      <w:r>
-        <w:t>MovementSmoothing - коэффициент сглаживания движения, который определяет, как быстро персонаж достигает своей максимальной скорости.</w:t>
-      </w:r>
-    </w:p>
-    <w:p>
-      <w:r>
-        <w:t>JumpHeight - высота прыжка, определяющая, насколько высоко может прыгнуть персонаж.</w:t>
-      </w:r>
-    </w:p>
-    <w:p>
-      <w:r>
-        <w:t>MaxFallingSpeed - максимальная скорость падения, ограничивающая скорость, с которой персонаж может падать.</w:t>
-      </w:r>
-    </w:p>
-    <w:p>
-      <w:r>
-        <w:t>JumpBufferTime - время, в течение которого персонаж может прыгнуть после нажатия кнопки прыжка, даже если он находится в состоянии падения.</w:t>
-      </w:r>
-    </w:p>
-    <w:p>
-      <w:r>
-        <w:t>GroundDistance - расстояние, используемое для определения, находится ли персонаж на земле.</w:t>
-      </w:r>
-    </w:p>
-    <w:p>
-      <w:r>
-        <w:t>GroundLayerMask - маска слоя, которая определяет, какие объекты считаются землей для проверки столкновений.</w:t>
+      <w:proofErr w:type="spellEnd"/>
+      <w:r>
+        <w:t xml:space="preserve"> представляет собой </w:t>
+      </w:r>
+      <w:proofErr w:type="spellStart"/>
+      <w:r>
+        <w:t>ScriptableObject</w:t>
+      </w:r>
+      <w:proofErr w:type="spellEnd"/>
+      <w:r>
+        <w:t>, который используется для хранения настроек и параметров персонажа в игре. Он позволяет легко настраивать и управлять характеристиками персонажа, не внося изменения непосредственно в код. Описание полей:</w:t>
+      </w:r>
+    </w:p>
+    <w:p>
+      <w:proofErr w:type="spellStart"/>
+      <w:r>
+        <w:t>MaxSpeed</w:t>
+      </w:r>
+      <w:proofErr w:type="spellEnd"/>
+      <w:r>
+        <w:t xml:space="preserve"> - максимальная скорость движения персонажа.</w:t>
+      </w:r>
+    </w:p>
+    <w:p>
+      <w:proofErr w:type="spellStart"/>
+      <w:r>
+        <w:t>MovementSmoothing</w:t>
+      </w:r>
+      <w:proofErr w:type="spellEnd"/>
+      <w:r>
+        <w:t xml:space="preserve"> - коэффициент сглаживания движения, который определяет, как быстро персонаж достигает своей максимальной скорости.</w:t>
+      </w:r>
+    </w:p>
+    <w:p>
+      <w:proofErr w:type="spellStart"/>
+      <w:r>
+        <w:t>JumpHeight</w:t>
+      </w:r>
+      <w:proofErr w:type="spellEnd"/>
+      <w:r>
+        <w:t xml:space="preserve"> - высота прыжка, определяющая, насколько высоко может прыгнуть персонаж.</w:t>
+      </w:r>
+    </w:p>
+    <w:p>
+      <w:proofErr w:type="spellStart"/>
+      <w:r>
+        <w:t>MaxFallingSpeed</w:t>
+      </w:r>
+      <w:proofErr w:type="spellEnd"/>
+      <w:r>
+        <w:t xml:space="preserve"> - максимальная скорость падения, ограничивающая скорость, с которой персонаж может падать.</w:t>
+      </w:r>
+    </w:p>
+    <w:p>
+      <w:proofErr w:type="spellStart"/>
+      <w:r>
+        <w:t>JumpBufferTime</w:t>
+      </w:r>
+      <w:proofErr w:type="spellEnd"/>
+      <w:r>
+        <w:t xml:space="preserve"> - время, в течение которого персонаж может прыгнуть после нажатия кнопки прыжка, даже если он находится в состоянии падения.</w:t>
+      </w:r>
+    </w:p>
+    <w:p>
+      <w:proofErr w:type="spellStart"/>
+      <w:r>
+        <w:t>GroundDistance</w:t>
+      </w:r>
+      <w:proofErr w:type="spellEnd"/>
+      <w:r>
+        <w:t xml:space="preserve"> - расстояние, используемое для определения, находится ли персонаж на земле.</w:t>
+      </w:r>
+    </w:p>
+    <w:p>
+      <w:proofErr w:type="spellStart"/>
+      <w:r>
+        <w:t>GroundLayerMask</w:t>
+      </w:r>
+      <w:proofErr w:type="spellEnd"/>
+      <w:r>
+        <w:t xml:space="preserve"> - маска слоя, которая определяет, какие объекты считаются землей для проверки столкновений.</w:t>
       </w:r>
     </w:p>
     <w:p>
@@ -8995,7 +10439,15 @@
         <w:ind w:firstLine="708"/>
       </w:pPr>
       <w:r>
-        <w:t>Класс PlayerConfig упрощает процесс настройки параметров персонажа, позволяя разработчикам легко изменять характеристики без необходимости изменения кода. Это делает игру более гибкой и настраиваемой, что особенно полезно при тестировании различных механик и балансировке игрового процесса.</w:t>
+        <w:t xml:space="preserve">Класс </w:t>
+      </w:r>
+      <w:proofErr w:type="spellStart"/>
+      <w:r>
+        <w:t>PlayerConfig</w:t>
+      </w:r>
+      <w:proofErr w:type="spellEnd"/>
+      <w:r>
+        <w:t xml:space="preserve"> упрощает процесс настройки параметров персонажа, позволяя разработчикам легко изменять характеристики без необходимости изменения кода. Это делает игру более гибкой и настраиваемой, что особенно полезно при тестировании различных механик и балансировке игрового процесса.</w:t>
       </w:r>
     </w:p>
     <w:p>
@@ -9124,14 +10576,22 @@
         <w:rPr>
           <w:szCs w:val="28"/>
         </w:rPr>
-        <w:t>Таким образом, проделанная работа не только позволила создать функциональный контроллер для 2D платформера, но и углубила знания в области разработки игр, проектирования игровых механик и работы с Unity. Полученный опыт станет основой для дальнейших исследований и разработок в области геймд</w:t>
-      </w:r>
+        <w:t xml:space="preserve">Таким образом, проделанная работа не только позволила создать функциональный контроллер для 2D платформера, но и углубила знания в области разработки игр, проектирования игровых механик и работы с Unity. Полученный опыт станет основой для дальнейших исследований и разработок в области </w:t>
+      </w:r>
+      <w:proofErr w:type="spellStart"/>
       <w:r>
         <w:rPr>
           <w:szCs w:val="28"/>
         </w:rPr>
+        <w:t>геймд</w:t>
+      </w:r>
+      <w:r>
+        <w:rPr>
+          <w:szCs w:val="28"/>
+        </w:rPr>
         <w:t>ева</w:t>
       </w:r>
+      <w:proofErr w:type="spellEnd"/>
       <w:r>
         <w:rPr>
           <w:szCs w:val="28"/>
@@ -9181,45 +10641,61 @@
           <w:szCs w:val="28"/>
           <w:lang w:val="en-US"/>
         </w:rPr>
-        <w:t>1. Fullerton, T. Game Design Workshop: A Playcentric Approach to Creating Innovative Games / T. Fullerton. – 3-</w:t>
-      </w:r>
-      <w:r>
-        <w:rPr>
-          <w:szCs w:val="28"/>
-        </w:rPr>
-        <w:t>е</w:t>
-      </w:r>
+        <w:t xml:space="preserve">1. Fullerton, T. Game Design Workshop: A </w:t>
+      </w:r>
+      <w:proofErr w:type="spellStart"/>
       <w:r>
         <w:rPr>
           <w:szCs w:val="28"/>
           <w:lang w:val="en-US"/>
         </w:rPr>
-        <w:t xml:space="preserve"> </w:t>
-      </w:r>
-      <w:r>
-        <w:rPr>
-          <w:szCs w:val="28"/>
-        </w:rPr>
-        <w:t>издание</w:t>
-      </w:r>
+        <w:t>Playcentric</w:t>
+      </w:r>
+      <w:proofErr w:type="spellEnd"/>
       <w:r>
         <w:rPr>
           <w:szCs w:val="28"/>
           <w:lang w:val="en-US"/>
         </w:rPr>
-        <w:t xml:space="preserve">. – Boca Raton: CRC Press, 2014. – 484 </w:t>
+        <w:t xml:space="preserve"> Approach to Creating Innovative Games / T. Fullerton. – 3-</w:t>
       </w:r>
       <w:r>
         <w:rPr>
           <w:szCs w:val="28"/>
         </w:rPr>
-        <w:t>с</w:t>
+        <w:t>е</w:t>
       </w:r>
       <w:r>
         <w:rPr>
           <w:szCs w:val="28"/>
           <w:lang w:val="en-US"/>
         </w:rPr>
+        <w:t xml:space="preserve"> </w:t>
+      </w:r>
+      <w:r>
+        <w:rPr>
+          <w:szCs w:val="28"/>
+        </w:rPr>
+        <w:t>издание</w:t>
+      </w:r>
+      <w:r>
+        <w:rPr>
+          <w:szCs w:val="28"/>
+          <w:lang w:val="en-US"/>
+        </w:rPr>
+        <w:t xml:space="preserve">. – Boca Raton: CRC Press, 2014. – 484 </w:t>
+      </w:r>
+      <w:r>
+        <w:rPr>
+          <w:szCs w:val="28"/>
+        </w:rPr>
+        <w:t>с</w:t>
+      </w:r>
+      <w:r>
+        <w:rPr>
+          <w:szCs w:val="28"/>
+          <w:lang w:val="en-US"/>
+        </w:rPr>
         <w:t>.</w:t>
       </w:r>
     </w:p>
@@ -9237,7 +10713,23 @@
           <w:szCs w:val="28"/>
           <w:lang w:val="en-US"/>
         </w:rPr>
-        <w:t>2. Simon Jackson. Mastering Unity 2D Game Development. Packt Pub Ltd, 2016, 449 c.</w:t>
+        <w:t xml:space="preserve">2. Simon Jackson. Mastering Unity 2D Game Development. </w:t>
+      </w:r>
+      <w:proofErr w:type="spellStart"/>
+      <w:r>
+        <w:rPr>
+          <w:szCs w:val="28"/>
+          <w:lang w:val="en-US"/>
+        </w:rPr>
+        <w:t>Packt</w:t>
+      </w:r>
+      <w:proofErr w:type="spellEnd"/>
+      <w:r>
+        <w:rPr>
+          <w:szCs w:val="28"/>
+          <w:lang w:val="en-US"/>
+        </w:rPr>
+        <w:t xml:space="preserve"> Pub Ltd, 2016, 449 c.</w:t>
       </w:r>
     </w:p>
     <w:p>
@@ -9255,12 +10747,14 @@
         </w:rPr>
         <w:t xml:space="preserve">3. </w:t>
       </w:r>
+      <w:proofErr w:type="spellStart"/>
       <w:r>
         <w:rPr>
           <w:szCs w:val="28"/>
         </w:rPr>
         <w:t>Албахари</w:t>
       </w:r>
+      <w:proofErr w:type="spellEnd"/>
       <w:r>
         <w:rPr>
           <w:szCs w:val="28"/>
@@ -9281,12 +10775,14 @@
         </w:rPr>
         <w:t xml:space="preserve">, </w:t>
       </w:r>
+      <w:proofErr w:type="spellStart"/>
       <w:r>
         <w:rPr>
           <w:szCs w:val="28"/>
         </w:rPr>
         <w:t>Албахари</w:t>
       </w:r>
+      <w:proofErr w:type="spellEnd"/>
       <w:r>
         <w:rPr>
           <w:szCs w:val="28"/>
@@ -9326,7 +10822,21 @@
         <w:rPr>
           <w:szCs w:val="28"/>
         </w:rPr>
-        <w:t>4. Джереми Гибсон Бонд. Unity и C#. Геймдев от идеи до реализации. 2-е изд. - Санкт-Петербург: Питер, 2021. - 1002 с.</w:t>
+        <w:t xml:space="preserve">4. Джереми Гибсон Бонд. Unity и C#. </w:t>
+      </w:r>
+      <w:proofErr w:type="spellStart"/>
+      <w:r>
+        <w:rPr>
+          <w:szCs w:val="28"/>
+        </w:rPr>
+        <w:t>Геймдев</w:t>
+      </w:r>
+      <w:proofErr w:type="spellEnd"/>
+      <w:r>
+        <w:rPr>
+          <w:szCs w:val="28"/>
+        </w:rPr>
+        <w:t xml:space="preserve"> от идеи до реализации. 2-е изд. - Санкт-Петербург: Питер, 2021. - 1002 с.</w:t>
       </w:r>
     </w:p>
     <w:p>
@@ -9341,7 +10851,35 @@
         <w:rPr>
           <w:szCs w:val="28"/>
         </w:rPr>
-        <w:t>5. Кодзима, Х. Гены гения: Автобиография / Х. Кодзима. – Москва: АСТ, 2020. – 320 с.</w:t>
+        <w:t xml:space="preserve">5. </w:t>
+      </w:r>
+      <w:proofErr w:type="spellStart"/>
+      <w:r>
+        <w:rPr>
+          <w:szCs w:val="28"/>
+        </w:rPr>
+        <w:t>Кодзима</w:t>
+      </w:r>
+      <w:proofErr w:type="spellEnd"/>
+      <w:r>
+        <w:rPr>
+          <w:szCs w:val="28"/>
+        </w:rPr>
+        <w:t xml:space="preserve">, Х. Гены гения: Автобиография / Х. </w:t>
+      </w:r>
+      <w:proofErr w:type="spellStart"/>
+      <w:r>
+        <w:rPr>
+          <w:szCs w:val="28"/>
+        </w:rPr>
+        <w:t>Кодзима</w:t>
+      </w:r>
+      <w:proofErr w:type="spellEnd"/>
+      <w:r>
+        <w:rPr>
+          <w:szCs w:val="28"/>
+        </w:rPr>
+        <w:t>. – Москва: АСТ, 2020. – 320 с.</w:t>
       </w:r>
     </w:p>
     <w:p>
@@ -9356,7 +10894,35 @@
         <w:rPr>
           <w:szCs w:val="28"/>
         </w:rPr>
-        <w:t>6. Майк Гейг. Разработка игр на Unity 2018 за 24 часа Бомбора, 2020. 466 с.</w:t>
+        <w:t xml:space="preserve">6. Майк </w:t>
+      </w:r>
+      <w:proofErr w:type="spellStart"/>
+      <w:r>
+        <w:rPr>
+          <w:szCs w:val="28"/>
+        </w:rPr>
+        <w:t>Гейг</w:t>
+      </w:r>
+      <w:proofErr w:type="spellEnd"/>
+      <w:r>
+        <w:rPr>
+          <w:szCs w:val="28"/>
+        </w:rPr>
+        <w:t xml:space="preserve">. Разработка игр на Unity 2018 за 24 часа </w:t>
+      </w:r>
+      <w:proofErr w:type="spellStart"/>
+      <w:r>
+        <w:rPr>
+          <w:szCs w:val="28"/>
+        </w:rPr>
+        <w:t>Бомбора</w:t>
+      </w:r>
+      <w:proofErr w:type="spellEnd"/>
+      <w:r>
+        <w:rPr>
+          <w:szCs w:val="28"/>
+        </w:rPr>
+        <w:t>, 2020. 466 с.</w:t>
       </w:r>
     </w:p>
     <w:p>
@@ -9371,7 +10937,21 @@
         <w:rPr>
           <w:szCs w:val="28"/>
         </w:rPr>
-        <w:t>7. Ферроне Харрисон. Изучаем C# через разработку игр на Unity. 5-е издание. - Санкт-Петербург: Питер, 2022. 400 с.</w:t>
+        <w:t xml:space="preserve">7. </w:t>
+      </w:r>
+      <w:proofErr w:type="spellStart"/>
+      <w:r>
+        <w:rPr>
+          <w:szCs w:val="28"/>
+        </w:rPr>
+        <w:t>Ферроне</w:t>
+      </w:r>
+      <w:proofErr w:type="spellEnd"/>
+      <w:r>
+        <w:rPr>
+          <w:szCs w:val="28"/>
+        </w:rPr>
+        <w:t xml:space="preserve"> Харрисон. Изучаем C# через разработку игр на Unity. 5-е издание. - Санкт-Петербург: Питер, 2022. 400 с.</w:t>
       </w:r>
     </w:p>
     <w:p>
@@ -9400,7 +10980,21 @@
         <w:rPr>
           <w:szCs w:val="28"/>
         </w:rPr>
-        <w:t xml:space="preserve">Практическая креативность: как придумывать новые игровые механики: // Skillbox Media. </w:t>
+        <w:t xml:space="preserve">Практическая креативность: как придумывать новые игровые механики: // </w:t>
+      </w:r>
+      <w:proofErr w:type="spellStart"/>
+      <w:r>
+        <w:rPr>
+          <w:szCs w:val="28"/>
+        </w:rPr>
+        <w:t>Skillbox</w:t>
+      </w:r>
+      <w:proofErr w:type="spellEnd"/>
+      <w:r>
+        <w:rPr>
+          <w:szCs w:val="28"/>
+        </w:rPr>
+        <w:t xml:space="preserve"> Media. </w:t>
       </w:r>
       <w:r>
         <w:rPr>
@@ -9699,7 +11293,21 @@
         <w:rPr>
           <w:szCs w:val="28"/>
         </w:rPr>
-        <w:t xml:space="preserve">. Алексей Хохряков. Что такое новый New Input System в Unity и чем он лучше старого: // ЯЮНИОР. 2020. URL: </w:t>
+        <w:t xml:space="preserve">. Алексей Хохряков. Что такое новый New </w:t>
+      </w:r>
+      <w:proofErr w:type="spellStart"/>
+      <w:r>
+        <w:rPr>
+          <w:szCs w:val="28"/>
+        </w:rPr>
+        <w:t>Input</w:t>
+      </w:r>
+      <w:proofErr w:type="spellEnd"/>
+      <w:r>
+        <w:rPr>
+          <w:szCs w:val="28"/>
+        </w:rPr>
+        <w:t xml:space="preserve"> System в Unity и чем он лучше старого: // ЯЮНИОР. 2020. URL: </w:t>
       </w:r>
       <w:hyperlink r:id="rId23" w:history="1">
         <w:r>
